--- a/Skatteetaten_Lawful basis assessment report.docx
+++ b/Skatteetaten_Lawful basis assessment report.docx
@@ -5,22 +5,14 @@
   <w:body>
     <w:p>
       <w:pPr>
-        <w:pStyle w:val="mb-8"/>
-        <w:spacing w:before="240" w:after="480" w:line="600" w:lineRule="atLeast"/>
-        <w:ind w:left="0" w:right="0"/>
+        <w:pStyle w:val="Heading1"/>
         <w:outlineLvl w:val="0"/>
         <w:rPr>
-          <w:rFonts w:ascii="Georgia" w:eastAsia="Georgia" w:hAnsi="Georgia" w:cs="Georgia"/>
-          <w:sz w:val="48"/>
-          <w:szCs w:val="48"/>
-          <w:lang w:val="en" w:eastAsia="en"/>
-        </w:rPr>
-      </w:pPr>
-      <w:r>
-        <w:rPr>
-          <w:rFonts w:ascii="Georgia" w:eastAsia="Georgia" w:hAnsi="Georgia" w:cs="Georgia"/>
-          <w:sz w:val="48"/>
-          <w:szCs w:val="48"/>
+          <w:lang w:val="en" w:eastAsia="en"/>
+        </w:rPr>
+      </w:pPr>
+      <w:r>
+        <w:rPr>
           <w:lang w:val="en" w:eastAsia="en"/>
         </w:rPr>
         <w:t>Lawful basis assessment report</w:t>
@@ -28,22 +20,14 @@
     </w:p>
     <w:p>
       <w:pPr>
-        <w:pStyle w:val="prosenth-child1"/>
-        <w:spacing w:before="240" w:after="0" w:line="428" w:lineRule="atLeast"/>
-        <w:ind w:left="0" w:right="0"/>
+        <w:pStyle w:val="Heading2"/>
         <w:outlineLvl w:val="1"/>
         <w:rPr>
-          <w:rFonts w:ascii="Georgia" w:eastAsia="Georgia" w:hAnsi="Georgia" w:cs="Georgia"/>
-          <w:sz w:val="34"/>
-          <w:szCs w:val="34"/>
-          <w:lang w:val="en" w:eastAsia="en"/>
-        </w:rPr>
-      </w:pPr>
-      <w:r>
-        <w:rPr>
-          <w:rFonts w:ascii="Georgia" w:eastAsia="Georgia" w:hAnsi="Georgia" w:cs="Georgia"/>
-          <w:sz w:val="34"/>
-          <w:szCs w:val="34"/>
+          <w:lang w:val="en" w:eastAsia="en"/>
+        </w:rPr>
+      </w:pPr>
+      <w:r>
+        <w:rPr>
           <w:lang w:val="en" w:eastAsia="en"/>
         </w:rPr>
         <w:t>Overall ratings</w:t>
@@ -51,29 +35,14 @@
     </w:p>
     <w:p>
       <w:pPr>
-        <w:pStyle w:val="prosert-blockany"/>
-        <w:pBdr>
-          <w:top w:val="none" w:sz="0" w:space="12" w:color="auto"/>
-          <w:left w:val="none" w:sz="0" w:space="12" w:color="auto"/>
-          <w:bottom w:val="none" w:sz="0" w:space="12" w:color="auto"/>
-          <w:right w:val="none" w:sz="0" w:space="12" w:color="auto"/>
-        </w:pBdr>
-        <w:shd w:val="clear" w:color="auto" w:fill="EDCECE"/>
-        <w:spacing w:before="240" w:after="240" w:line="428" w:lineRule="atLeast"/>
-        <w:ind w:left="240" w:right="240"/>
+        <w:pStyle w:val="Heading2"/>
         <w:outlineLvl w:val="1"/>
         <w:rPr>
-          <w:rFonts w:ascii="Georgia" w:eastAsia="Georgia" w:hAnsi="Georgia" w:cs="Georgia"/>
-          <w:sz w:val="34"/>
-          <w:szCs w:val="34"/>
-          <w:lang w:val="en" w:eastAsia="en"/>
-        </w:rPr>
-      </w:pPr>
-      <w:r>
-        <w:rPr>
-          <w:rFonts w:ascii="Georgia" w:eastAsia="Georgia" w:hAnsi="Georgia" w:cs="Georgia"/>
-          <w:sz w:val="34"/>
-          <w:szCs w:val="34"/>
+          <w:lang w:val="en" w:eastAsia="en"/>
+        </w:rPr>
+      </w:pPr>
+      <w:r>
+        <w:rPr>
           <w:lang w:val="en" w:eastAsia="en"/>
         </w:rPr>
         <w:t>Contract</w:t>
@@ -81,29 +50,14 @@
     </w:p>
     <w:p>
       <w:pPr>
-        <w:pStyle w:val="prosert-blockany"/>
-        <w:pBdr>
-          <w:top w:val="none" w:sz="0" w:space="12" w:color="auto"/>
-          <w:left w:val="none" w:sz="0" w:space="12" w:color="auto"/>
-          <w:bottom w:val="none" w:sz="0" w:space="12" w:color="auto"/>
-          <w:right w:val="none" w:sz="0" w:space="12" w:color="auto"/>
-        </w:pBdr>
-        <w:shd w:val="clear" w:color="auto" w:fill="BFE1CF"/>
-        <w:spacing w:before="240" w:after="240" w:line="428" w:lineRule="atLeast"/>
-        <w:ind w:left="240" w:right="240"/>
+        <w:pStyle w:val="Heading2"/>
         <w:outlineLvl w:val="1"/>
         <w:rPr>
-          <w:rFonts w:ascii="Georgia" w:eastAsia="Georgia" w:hAnsi="Georgia" w:cs="Georgia"/>
-          <w:sz w:val="34"/>
-          <w:szCs w:val="34"/>
-          <w:lang w:val="en" w:eastAsia="en"/>
-        </w:rPr>
-      </w:pPr>
-      <w:r>
-        <w:rPr>
-          <w:rFonts w:ascii="Georgia" w:eastAsia="Georgia" w:hAnsi="Georgia" w:cs="Georgia"/>
-          <w:sz w:val="34"/>
-          <w:szCs w:val="34"/>
+          <w:lang w:val="en" w:eastAsia="en"/>
+        </w:rPr>
+      </w:pPr>
+      <w:r>
+        <w:rPr>
           <w:lang w:val="en" w:eastAsia="en"/>
         </w:rPr>
         <w:t>Legal obligation </w:t>
@@ -111,29 +65,14 @@
     </w:p>
     <w:p>
       <w:pPr>
-        <w:pStyle w:val="prosert-blockany"/>
-        <w:pBdr>
-          <w:top w:val="none" w:sz="0" w:space="12" w:color="auto"/>
-          <w:left w:val="none" w:sz="0" w:space="12" w:color="auto"/>
-          <w:bottom w:val="none" w:sz="0" w:space="12" w:color="auto"/>
-          <w:right w:val="none" w:sz="0" w:space="12" w:color="auto"/>
-        </w:pBdr>
-        <w:shd w:val="clear" w:color="auto" w:fill="EDCECE"/>
-        <w:spacing w:before="240" w:after="240" w:line="428" w:lineRule="atLeast"/>
-        <w:ind w:left="240" w:right="240"/>
+        <w:pStyle w:val="Heading2"/>
         <w:outlineLvl w:val="1"/>
         <w:rPr>
-          <w:rFonts w:ascii="Georgia" w:eastAsia="Georgia" w:hAnsi="Georgia" w:cs="Georgia"/>
-          <w:sz w:val="34"/>
-          <w:szCs w:val="34"/>
-          <w:lang w:val="en" w:eastAsia="en"/>
-        </w:rPr>
-      </w:pPr>
-      <w:r>
-        <w:rPr>
-          <w:rFonts w:ascii="Georgia" w:eastAsia="Georgia" w:hAnsi="Georgia" w:cs="Georgia"/>
-          <w:sz w:val="34"/>
-          <w:szCs w:val="34"/>
+          <w:lang w:val="en" w:eastAsia="en"/>
+        </w:rPr>
+      </w:pPr>
+      <w:r>
+        <w:rPr>
           <w:lang w:val="en" w:eastAsia="en"/>
         </w:rPr>
         <w:t>Vital interests</w:t>
@@ -141,29 +80,14 @@
     </w:p>
     <w:p>
       <w:pPr>
-        <w:pStyle w:val="prosert-blockany"/>
-        <w:pBdr>
-          <w:top w:val="none" w:sz="0" w:space="12" w:color="auto"/>
-          <w:left w:val="none" w:sz="0" w:space="12" w:color="auto"/>
-          <w:bottom w:val="none" w:sz="0" w:space="12" w:color="auto"/>
-          <w:right w:val="none" w:sz="0" w:space="12" w:color="auto"/>
-        </w:pBdr>
-        <w:shd w:val="clear" w:color="auto" w:fill="BFE1CF"/>
-        <w:spacing w:before="240" w:after="240" w:line="428" w:lineRule="atLeast"/>
-        <w:ind w:left="240" w:right="240"/>
+        <w:pStyle w:val="Heading2"/>
         <w:outlineLvl w:val="1"/>
         <w:rPr>
-          <w:rFonts w:ascii="Georgia" w:eastAsia="Georgia" w:hAnsi="Georgia" w:cs="Georgia"/>
-          <w:sz w:val="34"/>
-          <w:szCs w:val="34"/>
-          <w:lang w:val="en" w:eastAsia="en"/>
-        </w:rPr>
-      </w:pPr>
-      <w:r>
-        <w:rPr>
-          <w:rFonts w:ascii="Georgia" w:eastAsia="Georgia" w:hAnsi="Georgia" w:cs="Georgia"/>
-          <w:sz w:val="34"/>
-          <w:szCs w:val="34"/>
+          <w:lang w:val="en" w:eastAsia="en"/>
+        </w:rPr>
+      </w:pPr>
+      <w:r>
+        <w:rPr>
           <w:lang w:val="en" w:eastAsia="en"/>
         </w:rPr>
         <w:t>Public task</w:t>
@@ -171,29 +95,14 @@
     </w:p>
     <w:p>
       <w:pPr>
-        <w:pStyle w:val="prosert-blockany"/>
-        <w:pBdr>
-          <w:top w:val="none" w:sz="0" w:space="12" w:color="auto"/>
-          <w:left w:val="none" w:sz="0" w:space="12" w:color="auto"/>
-          <w:bottom w:val="none" w:sz="0" w:space="12" w:color="auto"/>
-          <w:right w:val="none" w:sz="0" w:space="12" w:color="auto"/>
-        </w:pBdr>
-        <w:shd w:val="clear" w:color="auto" w:fill="EDCECE"/>
-        <w:spacing w:before="240" w:after="240" w:line="428" w:lineRule="atLeast"/>
-        <w:ind w:left="240" w:right="240"/>
+        <w:pStyle w:val="Heading2"/>
         <w:outlineLvl w:val="1"/>
         <w:rPr>
-          <w:rFonts w:ascii="Georgia" w:eastAsia="Georgia" w:hAnsi="Georgia" w:cs="Georgia"/>
-          <w:sz w:val="34"/>
-          <w:szCs w:val="34"/>
-          <w:lang w:val="en" w:eastAsia="en"/>
-        </w:rPr>
-      </w:pPr>
-      <w:r>
-        <w:rPr>
-          <w:rFonts w:ascii="Georgia" w:eastAsia="Georgia" w:hAnsi="Georgia" w:cs="Georgia"/>
-          <w:sz w:val="34"/>
-          <w:szCs w:val="34"/>
+          <w:lang w:val="en" w:eastAsia="en"/>
+        </w:rPr>
+      </w:pPr>
+      <w:r>
+        <w:rPr>
           <w:lang w:val="en" w:eastAsia="en"/>
         </w:rPr>
         <w:t>Recognised legitimate interest</w:t>
@@ -201,29 +110,14 @@
     </w:p>
     <w:p>
       <w:pPr>
-        <w:pStyle w:val="prosert-blockany"/>
-        <w:pBdr>
-          <w:top w:val="none" w:sz="0" w:space="12" w:color="auto"/>
-          <w:left w:val="none" w:sz="0" w:space="12" w:color="auto"/>
-          <w:bottom w:val="none" w:sz="0" w:space="12" w:color="auto"/>
-          <w:right w:val="none" w:sz="0" w:space="12" w:color="auto"/>
-        </w:pBdr>
-        <w:shd w:val="clear" w:color="auto" w:fill="FBE7D1"/>
-        <w:spacing w:before="240" w:after="240" w:line="428" w:lineRule="atLeast"/>
-        <w:ind w:left="240" w:right="240"/>
+        <w:pStyle w:val="Heading2"/>
         <w:outlineLvl w:val="1"/>
         <w:rPr>
-          <w:rFonts w:ascii="Georgia" w:eastAsia="Georgia" w:hAnsi="Georgia" w:cs="Georgia"/>
-          <w:sz w:val="34"/>
-          <w:szCs w:val="34"/>
-          <w:lang w:val="en" w:eastAsia="en"/>
-        </w:rPr>
-      </w:pPr>
-      <w:r>
-        <w:rPr>
-          <w:rFonts w:ascii="Georgia" w:eastAsia="Georgia" w:hAnsi="Georgia" w:cs="Georgia"/>
-          <w:sz w:val="34"/>
-          <w:szCs w:val="34"/>
+          <w:lang w:val="en" w:eastAsia="en"/>
+        </w:rPr>
+      </w:pPr>
+      <w:r>
+        <w:rPr>
           <w:lang w:val="en" w:eastAsia="en"/>
         </w:rPr>
         <w:t>Consent </w:t>
@@ -231,29 +125,14 @@
     </w:p>
     <w:p>
       <w:pPr>
-        <w:pStyle w:val="prosert-blockany"/>
-        <w:pBdr>
-          <w:top w:val="none" w:sz="0" w:space="12" w:color="auto"/>
-          <w:left w:val="none" w:sz="0" w:space="12" w:color="auto"/>
-          <w:bottom w:val="none" w:sz="0" w:space="12" w:color="auto"/>
-          <w:right w:val="none" w:sz="0" w:space="12" w:color="auto"/>
-        </w:pBdr>
-        <w:shd w:val="clear" w:color="auto" w:fill="EDCECE"/>
-        <w:spacing w:before="240" w:after="240" w:line="428" w:lineRule="atLeast"/>
-        <w:ind w:left="240" w:right="240"/>
+        <w:pStyle w:val="Heading2"/>
         <w:outlineLvl w:val="1"/>
         <w:rPr>
-          <w:rFonts w:ascii="Georgia" w:eastAsia="Georgia" w:hAnsi="Georgia" w:cs="Georgia"/>
-          <w:sz w:val="34"/>
-          <w:szCs w:val="34"/>
-          <w:lang w:val="en" w:eastAsia="en"/>
-        </w:rPr>
-      </w:pPr>
-      <w:r>
-        <w:rPr>
-          <w:rFonts w:ascii="Georgia" w:eastAsia="Georgia" w:hAnsi="Georgia" w:cs="Georgia"/>
-          <w:sz w:val="34"/>
-          <w:szCs w:val="34"/>
+          <w:lang w:val="en" w:eastAsia="en"/>
+        </w:rPr>
+      </w:pPr>
+      <w:r>
+        <w:rPr>
           <w:lang w:val="en" w:eastAsia="en"/>
         </w:rPr>
         <w:t>Legitimate interests</w:t>
@@ -261,19 +140,12 @@
     </w:p>
     <w:p>
       <w:pPr>
-        <w:pStyle w:val="prosenth-child1"/>
-        <w:spacing w:before="0" w:after="240" w:line="342" w:lineRule="atLeast"/>
-        <w:ind w:left="0" w:right="0"/>
-        <w:rPr>
-          <w:sz w:val="23"/>
-          <w:szCs w:val="23"/>
-          <w:lang w:val="en" w:eastAsia="en"/>
-        </w:rPr>
-      </w:pPr>
-      <w:r>
-        <w:rPr>
-          <w:sz w:val="23"/>
-          <w:szCs w:val="23"/>
+        <w:rPr>
+          <w:lang w:val="en" w:eastAsia="en"/>
+        </w:rPr>
+      </w:pPr>
+      <w:r>
+        <w:rPr>
           <w:lang w:val="en" w:eastAsia="en"/>
         </w:rPr>
         <w:t> </w:t>
@@ -281,22 +153,14 @@
     </w:p>
     <w:p>
       <w:pPr>
-        <w:pStyle w:val="prosenth-last-child1"/>
-        <w:spacing w:before="240" w:after="0" w:line="428" w:lineRule="atLeast"/>
-        <w:ind w:left="0" w:right="0"/>
+        <w:pStyle w:val="Heading2"/>
         <w:outlineLvl w:val="1"/>
         <w:rPr>
-          <w:rFonts w:ascii="Georgia" w:eastAsia="Georgia" w:hAnsi="Georgia" w:cs="Georgia"/>
-          <w:sz w:val="34"/>
-          <w:szCs w:val="34"/>
-          <w:lang w:val="en" w:eastAsia="en"/>
-        </w:rPr>
-      </w:pPr>
-      <w:r>
-        <w:rPr>
-          <w:rFonts w:ascii="Georgia" w:eastAsia="Georgia" w:hAnsi="Georgia" w:cs="Georgia"/>
-          <w:sz w:val="34"/>
-          <w:szCs w:val="34"/>
+          <w:lang w:val="en" w:eastAsia="en"/>
+        </w:rPr>
+      </w:pPr>
+      <w:r>
+        <w:rPr>
           <w:lang w:val="en" w:eastAsia="en"/>
         </w:rPr>
         <w:t>The below lawful basis are likely to be appropriate for your data processing activities</w:t>
@@ -304,29 +168,14 @@
     </w:p>
     <w:p>
       <w:pPr>
-        <w:pStyle w:val="prosert-blockany"/>
-        <w:pBdr>
-          <w:top w:val="none" w:sz="0" w:space="12" w:color="auto"/>
-          <w:left w:val="none" w:sz="0" w:space="12" w:color="auto"/>
-          <w:bottom w:val="none" w:sz="0" w:space="12" w:color="auto"/>
-          <w:right w:val="none" w:sz="0" w:space="12" w:color="auto"/>
-        </w:pBdr>
-        <w:shd w:val="clear" w:color="auto" w:fill="BFE1CF"/>
-        <w:spacing w:before="240" w:after="480" w:line="428" w:lineRule="atLeast"/>
-        <w:ind w:left="240" w:right="240"/>
+        <w:pStyle w:val="Heading2"/>
         <w:outlineLvl w:val="1"/>
         <w:rPr>
-          <w:rFonts w:ascii="Georgia" w:eastAsia="Georgia" w:hAnsi="Georgia" w:cs="Georgia"/>
-          <w:sz w:val="34"/>
-          <w:szCs w:val="34"/>
-          <w:lang w:val="en" w:eastAsia="en"/>
-        </w:rPr>
-      </w:pPr>
-      <w:r>
-        <w:rPr>
-          <w:rFonts w:ascii="Georgia" w:eastAsia="Georgia" w:hAnsi="Georgia" w:cs="Georgia"/>
-          <w:sz w:val="34"/>
-          <w:szCs w:val="34"/>
+          <w:lang w:val="en" w:eastAsia="en"/>
+        </w:rPr>
+      </w:pPr>
+      <w:r>
+        <w:rPr>
           <w:lang w:val="en" w:eastAsia="en"/>
         </w:rPr>
         <w:t>Legal obligation: Your answers indicate that legal obligation is likely to be an appropriate lawful basis.</w:t>
@@ -334,22 +183,14 @@
     </w:p>
     <w:p>
       <w:pPr>
-        <w:pStyle w:val="proseany"/>
-        <w:spacing w:before="240" w:after="240" w:line="375" w:lineRule="atLeast"/>
-        <w:ind w:left="0" w:right="0"/>
+        <w:pStyle w:val="Heading3"/>
         <w:outlineLvl w:val="2"/>
         <w:rPr>
-          <w:rFonts w:ascii="Georgia" w:eastAsia="Georgia" w:hAnsi="Georgia" w:cs="Georgia"/>
-          <w:sz w:val="30"/>
-          <w:szCs w:val="30"/>
-          <w:lang w:val="en" w:eastAsia="en"/>
-        </w:rPr>
-      </w:pPr>
-      <w:r>
-        <w:rPr>
-          <w:rFonts w:ascii="Georgia" w:eastAsia="Georgia" w:hAnsi="Georgia" w:cs="Georgia"/>
-          <w:sz w:val="30"/>
-          <w:szCs w:val="30"/>
+          <w:lang w:val="en" w:eastAsia="en"/>
+        </w:rPr>
+      </w:pPr>
+      <w:r>
+        <w:rPr>
           <w:lang w:val="en" w:eastAsia="en"/>
         </w:rPr>
         <w:t>Suggested actions</w:t>
@@ -357,19 +198,12 @@
     </w:p>
     <w:p>
       <w:pPr>
-        <w:pStyle w:val="proseany"/>
-        <w:spacing w:before="240" w:after="240" w:line="342" w:lineRule="atLeast"/>
-        <w:ind w:left="0" w:right="0"/>
-        <w:rPr>
-          <w:sz w:val="23"/>
-          <w:szCs w:val="23"/>
-          <w:lang w:val="en" w:eastAsia="en"/>
-        </w:rPr>
-      </w:pPr>
-      <w:r>
-        <w:rPr>
-          <w:sz w:val="23"/>
-          <w:szCs w:val="23"/>
+        <w:rPr>
+          <w:lang w:val="en" w:eastAsia="en"/>
+        </w:rPr>
+      </w:pPr>
+      <w:r>
+        <w:rPr>
           <w:lang w:val="en" w:eastAsia="en"/>
         </w:rPr>
         <w:t>You need to ensure that you can demonstrate how and why processing is necessary for compliance. Remember to:</w:t>
@@ -377,24 +211,18 @@
     </w:p>
     <w:p>
       <w:pPr>
-        <w:pStyle w:val="any"/>
         <w:numPr>
           <w:ilvl w:val="0"/>
           <w:numId w:val="1"/>
         </w:numPr>
-        <w:spacing w:before="240" w:line="342" w:lineRule="atLeast"/>
-        <w:ind w:left="600" w:right="0" w:hanging="360"/>
+        <w:ind w:left="720" w:hanging="360"/>
         <w:jc w:val="left"/>
         <w:rPr>
-          <w:sz w:val="23"/>
-          <w:szCs w:val="23"/>
-          <w:lang w:val="en" w:eastAsia="en"/>
-        </w:rPr>
-      </w:pPr>
-      <w:r>
-        <w:rPr>
-          <w:sz w:val="23"/>
-          <w:szCs w:val="23"/>
+          <w:lang w:val="en" w:eastAsia="en"/>
+        </w:rPr>
+      </w:pPr>
+      <w:r>
+        <w:rPr>
           <w:lang w:val="en" w:eastAsia="en"/>
         </w:rPr>
         <w:t>document your decision that processing is necessary for compliance with a legal obligation;</w:t>
@@ -402,24 +230,18 @@
     </w:p>
     <w:p>
       <w:pPr>
-        <w:pStyle w:val="any"/>
         <w:numPr>
           <w:ilvl w:val="0"/>
           <w:numId w:val="1"/>
         </w:numPr>
-        <w:spacing w:line="342" w:lineRule="atLeast"/>
-        <w:ind w:left="600" w:right="0" w:hanging="360"/>
+        <w:ind w:left="720" w:hanging="360"/>
         <w:jc w:val="left"/>
         <w:rPr>
-          <w:sz w:val="23"/>
-          <w:szCs w:val="23"/>
-          <w:lang w:val="en" w:eastAsia="en"/>
-        </w:rPr>
-      </w:pPr>
-      <w:r>
-        <w:rPr>
-          <w:sz w:val="23"/>
-          <w:szCs w:val="23"/>
+          <w:lang w:val="en" w:eastAsia="en"/>
+        </w:rPr>
+      </w:pPr>
+      <w:r>
+        <w:rPr>
           <w:lang w:val="en" w:eastAsia="en"/>
         </w:rPr>
         <w:t>identify an appropriate source for the obligation in question; and</w:t>
@@ -427,24 +249,18 @@
     </w:p>
     <w:p>
       <w:pPr>
-        <w:pStyle w:val="any"/>
         <w:numPr>
           <w:ilvl w:val="0"/>
           <w:numId w:val="1"/>
         </w:numPr>
-        <w:spacing w:after="240" w:line="342" w:lineRule="atLeast"/>
-        <w:ind w:left="600" w:right="0" w:hanging="360"/>
+        <w:ind w:left="720" w:hanging="360"/>
         <w:jc w:val="left"/>
         <w:rPr>
-          <w:sz w:val="23"/>
-          <w:szCs w:val="23"/>
-          <w:lang w:val="en" w:eastAsia="en"/>
-        </w:rPr>
-      </w:pPr>
-      <w:r>
-        <w:rPr>
-          <w:sz w:val="23"/>
-          <w:szCs w:val="23"/>
+          <w:lang w:val="en" w:eastAsia="en"/>
+        </w:rPr>
+      </w:pPr>
+      <w:r>
+        <w:rPr>
           <w:lang w:val="en" w:eastAsia="en"/>
         </w:rPr>
         <w:t>include information about your purposes and lawful basis in your privacy notice.</w:t>
@@ -452,19 +268,12 @@
     </w:p>
     <w:p>
       <w:pPr>
-        <w:pStyle w:val="proseany"/>
-        <w:spacing w:before="240" w:after="240" w:line="342" w:lineRule="atLeast"/>
-        <w:ind w:left="0" w:right="0"/>
-        <w:rPr>
-          <w:sz w:val="23"/>
-          <w:szCs w:val="23"/>
-          <w:lang w:val="en" w:eastAsia="en"/>
-        </w:rPr>
-      </w:pPr>
-      <w:r>
-        <w:rPr>
-          <w:sz w:val="23"/>
-          <w:szCs w:val="23"/>
+        <w:rPr>
+          <w:lang w:val="en" w:eastAsia="en"/>
+        </w:rPr>
+      </w:pPr>
+      <w:r>
+        <w:rPr>
           <w:lang w:val="en" w:eastAsia="en"/>
         </w:rPr>
         <w:t>If you are processing special category data or criminal offence data, you also need to identify a separate condition to allow you to process this type of data. </w:t>
@@ -472,22 +281,14 @@
     </w:p>
     <w:p>
       <w:pPr>
-        <w:pStyle w:val="proseany"/>
-        <w:spacing w:before="240" w:after="240" w:line="375" w:lineRule="atLeast"/>
-        <w:ind w:left="0" w:right="0"/>
+        <w:pStyle w:val="Heading3"/>
         <w:outlineLvl w:val="2"/>
         <w:rPr>
-          <w:rFonts w:ascii="Georgia" w:eastAsia="Georgia" w:hAnsi="Georgia" w:cs="Georgia"/>
-          <w:sz w:val="30"/>
-          <w:szCs w:val="30"/>
-          <w:lang w:val="en" w:eastAsia="en"/>
-        </w:rPr>
-      </w:pPr>
-      <w:r>
-        <w:rPr>
-          <w:rFonts w:ascii="Georgia" w:eastAsia="Georgia" w:hAnsi="Georgia" w:cs="Georgia"/>
-          <w:sz w:val="30"/>
-          <w:szCs w:val="30"/>
+          <w:lang w:val="en" w:eastAsia="en"/>
+        </w:rPr>
+      </w:pPr>
+      <w:r>
+        <w:rPr>
           <w:lang w:val="en" w:eastAsia="en"/>
         </w:rPr>
         <w:t>Guidance</w:t>
@@ -495,27 +296,19 @@
     </w:p>
     <w:p>
       <w:pPr>
-        <w:pStyle w:val="any"/>
         <w:numPr>
           <w:ilvl w:val="0"/>
           <w:numId w:val="2"/>
         </w:numPr>
-        <w:spacing w:before="240" w:line="342" w:lineRule="atLeast"/>
-        <w:ind w:left="600" w:right="0" w:hanging="360"/>
+        <w:ind w:left="720" w:hanging="360"/>
         <w:jc w:val="left"/>
         <w:rPr>
-          <w:sz w:val="23"/>
-          <w:szCs w:val="23"/>
           <w:lang w:val="en" w:eastAsia="en"/>
         </w:rPr>
       </w:pPr>
       <w:hyperlink r:id="rId4" w:tooltip="Legal obligation" w:history="1">
         <w:r>
           <w:rPr>
-            <w:rStyle w:val="prosea"/>
-            <w:color w:val="005098"/>
-            <w:sz w:val="23"/>
-            <w:szCs w:val="23"/>
             <w:lang w:val="en" w:eastAsia="en"/>
           </w:rPr>
           <w:t>Guide to lawful basis - legal obligation</w:t>
@@ -524,27 +317,19 @@
     </w:p>
     <w:p>
       <w:pPr>
-        <w:pStyle w:val="any"/>
         <w:numPr>
           <w:ilvl w:val="0"/>
           <w:numId w:val="2"/>
         </w:numPr>
-        <w:spacing w:line="342" w:lineRule="atLeast"/>
-        <w:ind w:left="600" w:right="0" w:hanging="360"/>
+        <w:ind w:left="720" w:hanging="360"/>
         <w:jc w:val="left"/>
         <w:rPr>
-          <w:sz w:val="23"/>
-          <w:szCs w:val="23"/>
           <w:lang w:val="en" w:eastAsia="en"/>
         </w:rPr>
       </w:pPr>
       <w:hyperlink r:id="rId5" w:tooltip="Special category data" w:history="1">
         <w:r>
           <w:rPr>
-            <w:rStyle w:val="prosea"/>
-            <w:color w:val="005098"/>
-            <w:sz w:val="23"/>
-            <w:szCs w:val="23"/>
             <w:lang w:val="en" w:eastAsia="en"/>
           </w:rPr>
           <w:t>Guide to lawful basis - special category data</w:t>
@@ -553,27 +338,19 @@
     </w:p>
     <w:p>
       <w:pPr>
-        <w:pStyle w:val="any"/>
         <w:numPr>
           <w:ilvl w:val="0"/>
           <w:numId w:val="2"/>
         </w:numPr>
-        <w:spacing w:after="240" w:line="342" w:lineRule="atLeast"/>
-        <w:ind w:left="600" w:right="0" w:hanging="360"/>
+        <w:ind w:left="720" w:hanging="360"/>
         <w:jc w:val="left"/>
         <w:rPr>
-          <w:sz w:val="23"/>
-          <w:szCs w:val="23"/>
           <w:lang w:val="en" w:eastAsia="en"/>
         </w:rPr>
       </w:pPr>
       <w:hyperlink r:id="rId6" w:tooltip="Criminal offence data" w:history="1">
         <w:r>
           <w:rPr>
-            <w:rStyle w:val="prosea"/>
-            <w:color w:val="005098"/>
-            <w:sz w:val="23"/>
-            <w:szCs w:val="23"/>
             <w:lang w:val="en" w:eastAsia="en"/>
           </w:rPr>
           <w:t>Guide to lawful basis - criminal offence data</w:t>
@@ -582,19 +359,12 @@
     </w:p>
     <w:p>
       <w:pPr>
-        <w:pStyle w:val="prosenth-last-child1"/>
-        <w:spacing w:before="240" w:after="0" w:line="342" w:lineRule="atLeast"/>
-        <w:ind w:left="0" w:right="0"/>
-        <w:rPr>
-          <w:sz w:val="23"/>
-          <w:szCs w:val="23"/>
-          <w:lang w:val="en" w:eastAsia="en"/>
-        </w:rPr>
-      </w:pPr>
-      <w:r>
-        <w:rPr>
-          <w:sz w:val="23"/>
-          <w:szCs w:val="23"/>
+        <w:rPr>
+          <w:lang w:val="en" w:eastAsia="en"/>
+        </w:rPr>
+      </w:pPr>
+      <w:r>
+        <w:rPr>
           <w:lang w:val="en" w:eastAsia="en"/>
         </w:rPr>
         <w:t> </w:t>
@@ -602,29 +372,14 @@
     </w:p>
     <w:p>
       <w:pPr>
-        <w:pStyle w:val="prosert-blockany"/>
-        <w:pBdr>
-          <w:top w:val="none" w:sz="0" w:space="12" w:color="auto"/>
-          <w:left w:val="none" w:sz="0" w:space="12" w:color="auto"/>
-          <w:bottom w:val="none" w:sz="0" w:space="12" w:color="auto"/>
-          <w:right w:val="none" w:sz="0" w:space="12" w:color="auto"/>
-        </w:pBdr>
-        <w:shd w:val="clear" w:color="auto" w:fill="BFE1CF"/>
-        <w:spacing w:before="240" w:after="480" w:line="428" w:lineRule="atLeast"/>
-        <w:ind w:left="240" w:right="240"/>
+        <w:pStyle w:val="Heading2"/>
         <w:outlineLvl w:val="1"/>
         <w:rPr>
-          <w:rFonts w:ascii="Georgia" w:eastAsia="Georgia" w:hAnsi="Georgia" w:cs="Georgia"/>
-          <w:sz w:val="34"/>
-          <w:szCs w:val="34"/>
-          <w:lang w:val="en" w:eastAsia="en"/>
-        </w:rPr>
-      </w:pPr>
-      <w:r>
-        <w:rPr>
-          <w:rFonts w:ascii="Georgia" w:eastAsia="Georgia" w:hAnsi="Georgia" w:cs="Georgia"/>
-          <w:sz w:val="34"/>
-          <w:szCs w:val="34"/>
+          <w:lang w:val="en" w:eastAsia="en"/>
+        </w:rPr>
+      </w:pPr>
+      <w:r>
+        <w:rPr>
           <w:lang w:val="en" w:eastAsia="en"/>
         </w:rPr>
         <w:t>Public task: Your answers indicate that public task is likely to be an appropriate lawful basis.</w:t>
@@ -632,22 +387,14 @@
     </w:p>
     <w:p>
       <w:pPr>
-        <w:pStyle w:val="proseany"/>
-        <w:spacing w:before="240" w:after="240" w:line="375" w:lineRule="atLeast"/>
-        <w:ind w:left="0" w:right="0"/>
+        <w:pStyle w:val="Heading3"/>
         <w:outlineLvl w:val="2"/>
         <w:rPr>
-          <w:rFonts w:ascii="Georgia" w:eastAsia="Georgia" w:hAnsi="Georgia" w:cs="Georgia"/>
-          <w:sz w:val="30"/>
-          <w:szCs w:val="30"/>
-          <w:lang w:val="en" w:eastAsia="en"/>
-        </w:rPr>
-      </w:pPr>
-      <w:r>
-        <w:rPr>
-          <w:rFonts w:ascii="Georgia" w:eastAsia="Georgia" w:hAnsi="Georgia" w:cs="Georgia"/>
-          <w:sz w:val="30"/>
-          <w:szCs w:val="30"/>
+          <w:lang w:val="en" w:eastAsia="en"/>
+        </w:rPr>
+      </w:pPr>
+      <w:r>
+        <w:rPr>
           <w:lang w:val="en" w:eastAsia="en"/>
         </w:rPr>
         <w:t>Suggested actions</w:t>
@@ -655,19 +402,12 @@
     </w:p>
     <w:p>
       <w:pPr>
-        <w:pStyle w:val="proseany"/>
-        <w:spacing w:before="240" w:after="240" w:line="342" w:lineRule="atLeast"/>
-        <w:ind w:left="0" w:right="0"/>
-        <w:rPr>
-          <w:sz w:val="23"/>
-          <w:szCs w:val="23"/>
-          <w:lang w:val="en" w:eastAsia="en"/>
-        </w:rPr>
-      </w:pPr>
-      <w:r>
-        <w:rPr>
-          <w:sz w:val="23"/>
-          <w:szCs w:val="23"/>
+        <w:rPr>
+          <w:lang w:val="en" w:eastAsia="en"/>
+        </w:rPr>
+      </w:pPr>
+      <w:r>
+        <w:rPr>
           <w:lang w:val="en" w:eastAsia="en"/>
         </w:rPr>
         <w:t>You need to be sure that you can demonstrate why processing is necessary to perform a task in the public interest or exercise your official authority. Remember to:</w:t>
@@ -675,24 +415,18 @@
     </w:p>
     <w:p>
       <w:pPr>
-        <w:pStyle w:val="any"/>
         <w:numPr>
           <w:ilvl w:val="0"/>
           <w:numId w:val="3"/>
         </w:numPr>
-        <w:spacing w:before="240" w:line="342" w:lineRule="atLeast"/>
-        <w:ind w:left="600" w:right="0" w:hanging="360"/>
+        <w:ind w:left="720" w:hanging="360"/>
         <w:jc w:val="left"/>
         <w:rPr>
-          <w:sz w:val="23"/>
-          <w:szCs w:val="23"/>
-          <w:lang w:val="en" w:eastAsia="en"/>
-        </w:rPr>
-      </w:pPr>
-      <w:r>
-        <w:rPr>
-          <w:sz w:val="23"/>
-          <w:szCs w:val="23"/>
+          <w:lang w:val="en" w:eastAsia="en"/>
+        </w:rPr>
+      </w:pPr>
+      <w:r>
+        <w:rPr>
           <w:lang w:val="en" w:eastAsia="en"/>
         </w:rPr>
         <w:t>document your decision that the processing is necessary for you to perform a task in the public interest or exercise your official authority;</w:t>
@@ -700,24 +434,18 @@
     </w:p>
     <w:p>
       <w:pPr>
-        <w:pStyle w:val="any"/>
         <w:numPr>
           <w:ilvl w:val="0"/>
           <w:numId w:val="3"/>
         </w:numPr>
-        <w:spacing w:line="342" w:lineRule="atLeast"/>
-        <w:ind w:left="600" w:right="0" w:hanging="360"/>
+        <w:ind w:left="720" w:hanging="360"/>
         <w:jc w:val="left"/>
         <w:rPr>
-          <w:sz w:val="23"/>
-          <w:szCs w:val="23"/>
-          <w:lang w:val="en" w:eastAsia="en"/>
-        </w:rPr>
-      </w:pPr>
-      <w:r>
-        <w:rPr>
-          <w:sz w:val="23"/>
-          <w:szCs w:val="23"/>
+          <w:lang w:val="en" w:eastAsia="en"/>
+        </w:rPr>
+      </w:pPr>
+      <w:r>
+        <w:rPr>
           <w:lang w:val="en" w:eastAsia="en"/>
         </w:rPr>
         <w:t>identify the relevant task or authority and its basis in common law or statute; and</w:t>
@@ -725,24 +453,18 @@
     </w:p>
     <w:p>
       <w:pPr>
-        <w:pStyle w:val="any"/>
         <w:numPr>
           <w:ilvl w:val="0"/>
           <w:numId w:val="3"/>
         </w:numPr>
-        <w:spacing w:after="240" w:line="342" w:lineRule="atLeast"/>
-        <w:ind w:left="600" w:right="0" w:hanging="360"/>
+        <w:ind w:left="720" w:hanging="360"/>
         <w:jc w:val="left"/>
         <w:rPr>
-          <w:sz w:val="23"/>
-          <w:szCs w:val="23"/>
-          <w:lang w:val="en" w:eastAsia="en"/>
-        </w:rPr>
-      </w:pPr>
-      <w:r>
-        <w:rPr>
-          <w:sz w:val="23"/>
-          <w:szCs w:val="23"/>
+          <w:lang w:val="en" w:eastAsia="en"/>
+        </w:rPr>
+      </w:pPr>
+      <w:r>
+        <w:rPr>
           <w:lang w:val="en" w:eastAsia="en"/>
         </w:rPr>
         <w:t>include information about your purposes and lawful basis in your privacy notice.</w:t>
@@ -750,19 +472,12 @@
     </w:p>
     <w:p>
       <w:pPr>
-        <w:pStyle w:val="proseany"/>
-        <w:spacing w:before="240" w:after="240" w:line="342" w:lineRule="atLeast"/>
-        <w:ind w:left="0" w:right="0"/>
-        <w:rPr>
-          <w:sz w:val="23"/>
-          <w:szCs w:val="23"/>
-          <w:lang w:val="en" w:eastAsia="en"/>
-        </w:rPr>
-      </w:pPr>
-      <w:r>
-        <w:rPr>
-          <w:sz w:val="23"/>
-          <w:szCs w:val="23"/>
+        <w:rPr>
+          <w:lang w:val="en" w:eastAsia="en"/>
+        </w:rPr>
+      </w:pPr>
+      <w:r>
+        <w:rPr>
           <w:lang w:val="en" w:eastAsia="en"/>
         </w:rPr>
         <w:t>If you are processing special category data or criminal offence data, you also need to identify a separate condition to allow you to process this type of data. There are specific conditions for parliamentary, statutory or governmental functions in the substantial public interest.</w:t>
@@ -770,22 +485,14 @@
     </w:p>
     <w:p>
       <w:pPr>
-        <w:pStyle w:val="proseany"/>
-        <w:spacing w:before="240" w:after="240" w:line="375" w:lineRule="atLeast"/>
-        <w:ind w:left="0" w:right="0"/>
+        <w:pStyle w:val="Heading3"/>
         <w:outlineLvl w:val="2"/>
         <w:rPr>
-          <w:rFonts w:ascii="Georgia" w:eastAsia="Georgia" w:hAnsi="Georgia" w:cs="Georgia"/>
-          <w:sz w:val="30"/>
-          <w:szCs w:val="30"/>
-          <w:lang w:val="en" w:eastAsia="en"/>
-        </w:rPr>
-      </w:pPr>
-      <w:r>
-        <w:rPr>
-          <w:rFonts w:ascii="Georgia" w:eastAsia="Georgia" w:hAnsi="Georgia" w:cs="Georgia"/>
-          <w:sz w:val="30"/>
-          <w:szCs w:val="30"/>
+          <w:lang w:val="en" w:eastAsia="en"/>
+        </w:rPr>
+      </w:pPr>
+      <w:r>
+        <w:rPr>
           <w:lang w:val="en" w:eastAsia="en"/>
         </w:rPr>
         <w:t>Guidance </w:t>
@@ -793,27 +500,19 @@
     </w:p>
     <w:p>
       <w:pPr>
-        <w:pStyle w:val="any"/>
         <w:numPr>
           <w:ilvl w:val="0"/>
           <w:numId w:val="4"/>
         </w:numPr>
-        <w:spacing w:before="240" w:line="342" w:lineRule="atLeast"/>
-        <w:ind w:left="600" w:right="0" w:hanging="360"/>
+        <w:ind w:left="720" w:hanging="360"/>
         <w:jc w:val="left"/>
         <w:rPr>
-          <w:sz w:val="23"/>
-          <w:szCs w:val="23"/>
           <w:lang w:val="en" w:eastAsia="en"/>
         </w:rPr>
       </w:pPr>
       <w:hyperlink r:id="rId7" w:tooltip="Public task" w:history="1">
         <w:r>
           <w:rPr>
-            <w:rStyle w:val="prosea"/>
-            <w:color w:val="005098"/>
-            <w:sz w:val="23"/>
-            <w:szCs w:val="23"/>
             <w:lang w:val="en" w:eastAsia="en"/>
           </w:rPr>
           <w:t>Guide to lawful basis - public task</w:t>
@@ -822,27 +521,19 @@
     </w:p>
     <w:p>
       <w:pPr>
-        <w:pStyle w:val="any"/>
         <w:numPr>
           <w:ilvl w:val="0"/>
           <w:numId w:val="4"/>
         </w:numPr>
-        <w:spacing w:line="342" w:lineRule="atLeast"/>
-        <w:ind w:left="600" w:right="0" w:hanging="360"/>
+        <w:ind w:left="720" w:hanging="360"/>
         <w:jc w:val="left"/>
         <w:rPr>
-          <w:sz w:val="23"/>
-          <w:szCs w:val="23"/>
           <w:lang w:val="en" w:eastAsia="en"/>
         </w:rPr>
       </w:pPr>
       <w:hyperlink r:id="rId5" w:tooltip="Special category data" w:history="1">
         <w:r>
           <w:rPr>
-            <w:rStyle w:val="prosea"/>
-            <w:color w:val="005098"/>
-            <w:sz w:val="23"/>
-            <w:szCs w:val="23"/>
             <w:lang w:val="en" w:eastAsia="en"/>
           </w:rPr>
           <w:t>Guide to lawful basis - special category data</w:t>
@@ -851,27 +542,19 @@
     </w:p>
     <w:p>
       <w:pPr>
-        <w:pStyle w:val="any"/>
         <w:numPr>
           <w:ilvl w:val="0"/>
           <w:numId w:val="4"/>
         </w:numPr>
-        <w:spacing w:after="240" w:line="342" w:lineRule="atLeast"/>
-        <w:ind w:left="600" w:right="0" w:hanging="360"/>
+        <w:ind w:left="720" w:hanging="360"/>
         <w:jc w:val="left"/>
         <w:rPr>
-          <w:sz w:val="23"/>
-          <w:szCs w:val="23"/>
           <w:lang w:val="en" w:eastAsia="en"/>
         </w:rPr>
       </w:pPr>
       <w:hyperlink r:id="rId6" w:tooltip="Criminal offence data" w:history="1">
         <w:r>
           <w:rPr>
-            <w:rStyle w:val="prosea"/>
-            <w:color w:val="005098"/>
-            <w:sz w:val="23"/>
-            <w:szCs w:val="23"/>
             <w:lang w:val="en" w:eastAsia="en"/>
           </w:rPr>
           <w:t>Guide to lawful basis - criminal offence data</w:t>
@@ -880,19 +563,12 @@
     </w:p>
     <w:p>
       <w:pPr>
-        <w:pStyle w:val="prosenth-last-child1"/>
-        <w:spacing w:before="240" w:after="0" w:line="342" w:lineRule="atLeast"/>
-        <w:ind w:left="0" w:right="0"/>
-        <w:rPr>
-          <w:sz w:val="23"/>
-          <w:szCs w:val="23"/>
-          <w:lang w:val="en" w:eastAsia="en"/>
-        </w:rPr>
-      </w:pPr>
-      <w:r>
-        <w:rPr>
-          <w:sz w:val="23"/>
-          <w:szCs w:val="23"/>
+        <w:rPr>
+          <w:lang w:val="en" w:eastAsia="en"/>
+        </w:rPr>
+      </w:pPr>
+      <w:r>
+        <w:rPr>
           <w:lang w:val="en" w:eastAsia="en"/>
         </w:rPr>
         <w:t> </w:t>
@@ -900,22 +576,14 @@
     </w:p>
     <w:p>
       <w:pPr>
-        <w:pStyle w:val="prosenth-child1"/>
-        <w:spacing w:before="0" w:after="240" w:line="428" w:lineRule="atLeast"/>
-        <w:ind w:left="0" w:right="0"/>
+        <w:pStyle w:val="Heading2"/>
         <w:outlineLvl w:val="1"/>
         <w:rPr>
-          <w:rFonts w:ascii="Georgia" w:eastAsia="Georgia" w:hAnsi="Georgia" w:cs="Georgia"/>
-          <w:sz w:val="34"/>
-          <w:szCs w:val="34"/>
-          <w:lang w:val="en" w:eastAsia="en"/>
-        </w:rPr>
-      </w:pPr>
-      <w:r>
-        <w:rPr>
-          <w:rFonts w:ascii="Georgia" w:eastAsia="Georgia" w:hAnsi="Georgia" w:cs="Georgia"/>
-          <w:sz w:val="34"/>
-          <w:szCs w:val="34"/>
+          <w:lang w:val="en" w:eastAsia="en"/>
+        </w:rPr>
+      </w:pPr>
+      <w:r>
+        <w:rPr>
           <w:lang w:val="en" w:eastAsia="en"/>
         </w:rPr>
         <w:t>Your answers were inconclusive for the following lawful basis</w:t>
@@ -923,19 +591,12 @@
     </w:p>
     <w:p>
       <w:pPr>
-        <w:pStyle w:val="prosenth-last-child1"/>
-        <w:spacing w:before="240" w:after="0" w:line="342" w:lineRule="atLeast"/>
-        <w:ind w:left="0" w:right="0"/>
-        <w:rPr>
-          <w:sz w:val="23"/>
-          <w:szCs w:val="23"/>
-          <w:lang w:val="en" w:eastAsia="en"/>
-        </w:rPr>
-      </w:pPr>
-      <w:r>
-        <w:rPr>
-          <w:sz w:val="23"/>
-          <w:szCs w:val="23"/>
+        <w:rPr>
+          <w:lang w:val="en" w:eastAsia="en"/>
+        </w:rPr>
+      </w:pPr>
+      <w:r>
+        <w:rPr>
           <w:lang w:val="en" w:eastAsia="en"/>
         </w:rPr>
         <w:t> </w:t>
@@ -943,52 +604,57 @@
     </w:p>
     <w:p>
       <w:pPr>
-        <w:pStyle w:val="prosert-blockany"/>
-        <w:pBdr>
-          <w:top w:val="none" w:sz="0" w:space="12" w:color="auto"/>
-          <w:left w:val="none" w:sz="0" w:space="12" w:color="auto"/>
-          <w:bottom w:val="none" w:sz="0" w:space="12" w:color="auto"/>
-          <w:right w:val="none" w:sz="0" w:space="12" w:color="auto"/>
-        </w:pBdr>
-        <w:shd w:val="clear" w:color="auto" w:fill="FBE7D1"/>
-        <w:spacing w:before="240" w:after="480" w:line="428" w:lineRule="atLeast"/>
-        <w:ind w:left="240" w:right="240"/>
+        <w:pStyle w:val="Heading2"/>
         <w:outlineLvl w:val="1"/>
         <w:rPr>
-          <w:rFonts w:ascii="Georgia" w:eastAsia="Georgia" w:hAnsi="Georgia" w:cs="Georgia"/>
-          <w:sz w:val="34"/>
-          <w:szCs w:val="34"/>
-          <w:lang w:val="en" w:eastAsia="en"/>
-        </w:rPr>
-      </w:pPr>
-      <w:r>
-        <w:rPr>
-          <w:rFonts w:ascii="Georgia" w:eastAsia="Georgia" w:hAnsi="Georgia" w:cs="Georgia"/>
-          <w:sz w:val="34"/>
-          <w:szCs w:val="34"/>
-          <w:lang w:val="en" w:eastAsia="en"/>
-        </w:rPr>
-        <w:t>Consent: Your answers were inconclusive - you need to do more to make sure you have valid consent.</w:t>
-      </w:r>
-    </w:p>
-    <w:p>
-      <w:pPr>
-        <w:pStyle w:val="proseany"/>
-        <w:spacing w:before="240" w:after="240" w:line="375" w:lineRule="atLeast"/>
-        <w:ind w:left="0" w:right="0"/>
+          <w:lang w:val="en" w:eastAsia="en"/>
+        </w:rPr>
+      </w:pPr>
+      <w:r>
+        <w:rPr>
+          <w:lang w:val="en" w:eastAsia="en"/>
+        </w:rPr>
+        <w:t>The lawful basis below are not appropriate for your data processing activities</w:t>
+      </w:r>
+    </w:p>
+    <w:p>
+      <w:pPr>
+        <w:rPr>
+          <w:lang w:val="en" w:eastAsia="en"/>
+        </w:rPr>
+      </w:pPr>
+      <w:r>
+        <w:rPr>
+          <w:lang w:val="en" w:eastAsia="en"/>
+        </w:rPr>
+        <w:t> </w:t>
+      </w:r>
+    </w:p>
+    <w:p>
+      <w:pPr>
+        <w:pStyle w:val="Heading2"/>
+        <w:outlineLvl w:val="1"/>
+        <w:rPr>
+          <w:lang w:val="en" w:eastAsia="en"/>
+        </w:rPr>
+      </w:pPr>
+      <w:r>
+        <w:rPr>
+          <w:lang w:val="en" w:eastAsia="en"/>
+        </w:rPr>
+        <w:t>Contract: Your answers indicate that contract is not an appropriate lawful basis.</w:t>
+      </w:r>
+    </w:p>
+    <w:p>
+      <w:pPr>
+        <w:pStyle w:val="Heading3"/>
         <w:outlineLvl w:val="2"/>
         <w:rPr>
-          <w:rFonts w:ascii="Georgia" w:eastAsia="Georgia" w:hAnsi="Georgia" w:cs="Georgia"/>
-          <w:sz w:val="30"/>
-          <w:szCs w:val="30"/>
-          <w:lang w:val="en" w:eastAsia="en"/>
-        </w:rPr>
-      </w:pPr>
-      <w:r>
-        <w:rPr>
-          <w:rFonts w:ascii="Georgia" w:eastAsia="Georgia" w:hAnsi="Georgia" w:cs="Georgia"/>
-          <w:sz w:val="30"/>
-          <w:szCs w:val="30"/>
+          <w:lang w:val="en" w:eastAsia="en"/>
+        </w:rPr>
+      </w:pPr>
+      <w:r>
+        <w:rPr>
           <w:lang w:val="en" w:eastAsia="en"/>
         </w:rPr>
         <w:t>Suggested actions</w:t>
@@ -996,82 +662,27 @@
     </w:p>
     <w:p>
       <w:pPr>
-        <w:pStyle w:val="proseany"/>
-        <w:spacing w:before="240" w:after="240" w:line="342" w:lineRule="atLeast"/>
-        <w:ind w:left="0" w:right="0"/>
-        <w:rPr>
-          <w:sz w:val="23"/>
-          <w:szCs w:val="23"/>
-          <w:lang w:val="en" w:eastAsia="en"/>
-        </w:rPr>
-      </w:pPr>
-      <w:r>
-        <w:rPr>
-          <w:sz w:val="23"/>
-          <w:szCs w:val="23"/>
-          <w:lang w:val="en" w:eastAsia="en"/>
-        </w:rPr>
-        <w:t>You need to make sure the consent specifically covers the controller, the purpose and the type of activity. Use our consent guidance to make sure you meet the standard.</w:t>
-      </w:r>
-    </w:p>
-    <w:p>
-      <w:pPr>
-        <w:pStyle w:val="proseany"/>
-        <w:spacing w:before="240" w:after="240" w:line="342" w:lineRule="atLeast"/>
-        <w:ind w:left="0" w:right="0"/>
-        <w:rPr>
-          <w:sz w:val="23"/>
-          <w:szCs w:val="23"/>
-          <w:lang w:val="en" w:eastAsia="en"/>
-        </w:rPr>
-      </w:pPr>
-      <w:r>
-        <w:rPr>
-          <w:sz w:val="23"/>
-          <w:szCs w:val="23"/>
-          <w:lang w:val="en" w:eastAsia="en"/>
-        </w:rPr>
-        <w:t>If the consent does not name a particular controller, purpose or type of processing, you need to look for another lawful basis for that processing.</w:t>
-      </w:r>
-    </w:p>
-    <w:p>
-      <w:pPr>
-        <w:pStyle w:val="proseany"/>
-        <w:spacing w:before="240" w:after="240" w:line="342" w:lineRule="atLeast"/>
-        <w:ind w:left="0" w:right="0"/>
-        <w:rPr>
-          <w:sz w:val="23"/>
-          <w:szCs w:val="23"/>
-          <w:lang w:val="en" w:eastAsia="en"/>
-        </w:rPr>
-      </w:pPr>
-      <w:r>
-        <w:rPr>
-          <w:sz w:val="23"/>
-          <w:szCs w:val="23"/>
-          <w:lang w:val="en" w:eastAsia="en"/>
-        </w:rPr>
-        <w:t>If you want to get blanket consent for a large number of parties, purposes or processes, you may not be able to provide prominent, concise and readable information that is also specific and granular enough. You may need to consider whether you can rely on another lawful basis for some elements of the processing, so that you can focus your consent request. </w:t>
-      </w:r>
-    </w:p>
-    <w:p>
-      <w:pPr>
-        <w:pStyle w:val="proseany"/>
-        <w:spacing w:before="240" w:after="240" w:line="375" w:lineRule="atLeast"/>
-        <w:ind w:left="0" w:right="0"/>
+        <w:rPr>
+          <w:lang w:val="en" w:eastAsia="en"/>
+        </w:rPr>
+      </w:pPr>
+      <w:r>
+        <w:rPr>
+          <w:lang w:val="en" w:eastAsia="en"/>
+        </w:rPr>
+        <w:t>You should look for another lawful basis for this processing.</w:t>
+      </w:r>
+    </w:p>
+    <w:p>
+      <w:pPr>
+        <w:pStyle w:val="Heading3"/>
         <w:outlineLvl w:val="2"/>
         <w:rPr>
-          <w:rFonts w:ascii="Georgia" w:eastAsia="Georgia" w:hAnsi="Georgia" w:cs="Georgia"/>
-          <w:sz w:val="30"/>
-          <w:szCs w:val="30"/>
-          <w:lang w:val="en" w:eastAsia="en"/>
-        </w:rPr>
-      </w:pPr>
-      <w:r>
-        <w:rPr>
-          <w:rFonts w:ascii="Georgia" w:eastAsia="Georgia" w:hAnsi="Georgia" w:cs="Georgia"/>
-          <w:sz w:val="30"/>
-          <w:szCs w:val="30"/>
+          <w:lang w:val="en" w:eastAsia="en"/>
+        </w:rPr>
+      </w:pPr>
+      <w:r>
+        <w:rPr>
           <w:lang w:val="en" w:eastAsia="en"/>
         </w:rPr>
         <w:t>Guidance</w:t>
@@ -1079,27 +690,290 @@
     </w:p>
     <w:p>
       <w:pPr>
-        <w:pStyle w:val="any"/>
+        <w:rPr>
+          <w:lang w:val="en" w:eastAsia="en"/>
+        </w:rPr>
+      </w:pPr>
+      <w:hyperlink r:id="rId8" w:tooltip="A guide to lawful basis" w:history="1">
+        <w:r>
+          <w:rPr>
+            <w:lang w:val="en" w:eastAsia="en"/>
+          </w:rPr>
+          <w:t>Guide to lawful basis</w:t>
+        </w:r>
+      </w:hyperlink>
+    </w:p>
+    <w:p>
+      <w:pPr>
+        <w:rPr>
+          <w:lang w:val="en" w:eastAsia="en"/>
+        </w:rPr>
+      </w:pPr>
+      <w:r>
+        <w:rPr>
+          <w:lang w:val="en" w:eastAsia="en"/>
+        </w:rPr>
+        <w:t> </w:t>
+      </w:r>
+    </w:p>
+    <w:p>
+      <w:pPr>
+        <w:pStyle w:val="Heading2"/>
+        <w:outlineLvl w:val="1"/>
+        <w:rPr>
+          <w:lang w:val="en" w:eastAsia="en"/>
+        </w:rPr>
+      </w:pPr>
+      <w:r>
+        <w:rPr>
+          <w:lang w:val="en" w:eastAsia="en"/>
+        </w:rPr>
+        <w:t>Vital interest: Your answers indicate that vital interests is not an appropriate lawful basis.</w:t>
+      </w:r>
+    </w:p>
+    <w:p>
+      <w:pPr>
+        <w:pStyle w:val="Heading3"/>
+        <w:outlineLvl w:val="2"/>
+        <w:rPr>
+          <w:lang w:val="en" w:eastAsia="en"/>
+        </w:rPr>
+      </w:pPr>
+      <w:r>
+        <w:rPr>
+          <w:lang w:val="en" w:eastAsia="en"/>
+        </w:rPr>
+        <w:t>Suggested actions</w:t>
+      </w:r>
+    </w:p>
+    <w:p>
+      <w:pPr>
+        <w:rPr>
+          <w:lang w:val="en" w:eastAsia="en"/>
+        </w:rPr>
+      </w:pPr>
+      <w:r>
+        <w:rPr>
+          <w:lang w:val="en" w:eastAsia="en"/>
+        </w:rPr>
+        <w:t>You should look for another lawful basis for this processing.</w:t>
+      </w:r>
+    </w:p>
+    <w:p>
+      <w:pPr>
+        <w:pStyle w:val="Heading3"/>
+        <w:outlineLvl w:val="2"/>
+        <w:rPr>
+          <w:lang w:val="en" w:eastAsia="en"/>
+        </w:rPr>
+      </w:pPr>
+      <w:r>
+        <w:rPr>
+          <w:lang w:val="en" w:eastAsia="en"/>
+        </w:rPr>
+        <w:t>Guidance</w:t>
+      </w:r>
+    </w:p>
+    <w:p>
+      <w:pPr>
+        <w:rPr>
+          <w:lang w:val="en" w:eastAsia="en"/>
+        </w:rPr>
+      </w:pPr>
+      <w:hyperlink r:id="rId8" w:tooltip="A guide to lawful basis" w:history="1">
+        <w:r>
+          <w:rPr>
+            <w:lang w:val="en" w:eastAsia="en"/>
+          </w:rPr>
+          <w:t>Guide to lawful basis</w:t>
+        </w:r>
+      </w:hyperlink>
+    </w:p>
+    <w:p>
+      <w:pPr>
+        <w:rPr>
+          <w:lang w:val="en" w:eastAsia="en"/>
+        </w:rPr>
+      </w:pPr>
+      <w:r>
+        <w:rPr>
+          <w:lang w:val="en" w:eastAsia="en"/>
+        </w:rPr>
+        <w:t> </w:t>
+      </w:r>
+    </w:p>
+    <w:p>
+      <w:pPr>
+        <w:pStyle w:val="Heading2"/>
+        <w:outlineLvl w:val="1"/>
+        <w:rPr>
+          <w:lang w:val="en" w:eastAsia="en"/>
+        </w:rPr>
+      </w:pPr>
+      <w:r>
+        <w:rPr>
+          <w:lang w:val="en" w:eastAsia="en"/>
+        </w:rPr>
+        <w:t>Recognised legitimate interest: Your answers indicate that recognised legitimate interest is not an appropriate lawful basis.</w:t>
+      </w:r>
+    </w:p>
+    <w:p>
+      <w:pPr>
+        <w:pStyle w:val="Heading3"/>
+        <w:outlineLvl w:val="2"/>
+        <w:rPr>
+          <w:lang w:val="en" w:eastAsia="en"/>
+        </w:rPr>
+      </w:pPr>
+      <w:r>
+        <w:rPr>
+          <w:lang w:val="en" w:eastAsia="en"/>
+        </w:rPr>
+        <w:t>Suggested actions</w:t>
+      </w:r>
+    </w:p>
+    <w:p>
+      <w:pPr>
+        <w:rPr>
+          <w:lang w:val="en" w:eastAsia="en"/>
+        </w:rPr>
+      </w:pPr>
+      <w:r>
+        <w:rPr>
+          <w:lang w:val="en" w:eastAsia="en"/>
+        </w:rPr>
+        <w:t>You should look for another lawful basis for this processing.</w:t>
+      </w:r>
+    </w:p>
+    <w:p>
+      <w:pPr>
+        <w:pStyle w:val="Heading3"/>
+        <w:outlineLvl w:val="2"/>
+        <w:rPr>
+          <w:lang w:val="en" w:eastAsia="en"/>
+        </w:rPr>
+      </w:pPr>
+      <w:r>
+        <w:rPr>
+          <w:lang w:val="en" w:eastAsia="en"/>
+        </w:rPr>
+        <w:t>Guidance</w:t>
+      </w:r>
+    </w:p>
+    <w:p>
+      <w:pPr>
         <w:numPr>
           <w:ilvl w:val="0"/>
           <w:numId w:val="5"/>
         </w:numPr>
-        <w:spacing w:before="240" w:line="342" w:lineRule="atLeast"/>
-        <w:ind w:left="600" w:right="0" w:hanging="360"/>
+        <w:ind w:left="720" w:hanging="360"/>
         <w:jc w:val="left"/>
         <w:rPr>
-          <w:sz w:val="23"/>
-          <w:szCs w:val="23"/>
-          <w:lang w:val="en" w:eastAsia="en"/>
-        </w:rPr>
-      </w:pPr>
-      <w:hyperlink r:id="rId8" w:tooltip="Consent" w:history="1">
+          <w:lang w:val="en" w:eastAsia="en"/>
+        </w:rPr>
+      </w:pPr>
+      <w:hyperlink r:id="rId8" w:tooltip="A guide to lawful basis" w:history="1">
         <w:r>
           <w:rPr>
-            <w:rStyle w:val="prosea"/>
-            <w:color w:val="005098"/>
-            <w:sz w:val="23"/>
-            <w:szCs w:val="23"/>
+            <w:lang w:val="en" w:eastAsia="en"/>
+          </w:rPr>
+          <w:t>Guide to lawful basis</w:t>
+        </w:r>
+      </w:hyperlink>
+    </w:p>
+    <w:p>
+      <w:pPr>
+        <w:rPr>
+          <w:lang w:val="en" w:eastAsia="en"/>
+        </w:rPr>
+      </w:pPr>
+      <w:r>
+        <w:rPr>
+          <w:lang w:val="en" w:eastAsia="en"/>
+        </w:rPr>
+        <w:t> </w:t>
+      </w:r>
+    </w:p>
+    <w:p>
+      <w:pPr>
+        <w:rPr>
+          <w:lang w:val="en" w:eastAsia="en"/>
+        </w:rPr>
+      </w:pPr>
+      <w:r>
+        <w:rPr>
+          <w:lang w:val="en" w:eastAsia="en"/>
+        </w:rPr>
+        <w:t> </w:t>
+      </w:r>
+    </w:p>
+    <w:p>
+      <w:pPr>
+        <w:pStyle w:val="Heading2"/>
+        <w:outlineLvl w:val="1"/>
+        <w:rPr>
+          <w:lang w:val="en" w:eastAsia="en"/>
+        </w:rPr>
+      </w:pPr>
+      <w:r>
+        <w:rPr>
+          <w:lang w:val="en" w:eastAsia="en"/>
+        </w:rPr>
+        <w:t>Consent: Your answers indicate that consent would not be appropriate and/or is likely to be invalid.</w:t>
+      </w:r>
+    </w:p>
+    <w:p>
+      <w:pPr>
+        <w:pStyle w:val="Heading3"/>
+        <w:outlineLvl w:val="2"/>
+        <w:rPr>
+          <w:lang w:val="en" w:eastAsia="en"/>
+        </w:rPr>
+      </w:pPr>
+      <w:r>
+        <w:rPr>
+          <w:lang w:val="en" w:eastAsia="en"/>
+        </w:rPr>
+        <w:t>Suggested actions</w:t>
+      </w:r>
+    </w:p>
+    <w:p>
+      <w:pPr>
+        <w:rPr>
+          <w:lang w:val="en" w:eastAsia="en"/>
+        </w:rPr>
+      </w:pPr>
+      <w:r>
+        <w:rPr>
+          <w:lang w:val="en" w:eastAsia="en"/>
+        </w:rPr>
+        <w:t>If you can't offer a genuine free and ongoing choice, you should look for another lawful basis for your processing.</w:t>
+      </w:r>
+    </w:p>
+    <w:p>
+      <w:pPr>
+        <w:pStyle w:val="Heading3"/>
+        <w:outlineLvl w:val="2"/>
+        <w:rPr>
+          <w:lang w:val="en" w:eastAsia="en"/>
+        </w:rPr>
+      </w:pPr>
+      <w:r>
+        <w:rPr>
+          <w:lang w:val="en" w:eastAsia="en"/>
+        </w:rPr>
+        <w:t>Guidance</w:t>
+      </w:r>
+    </w:p>
+    <w:p>
+      <w:pPr>
+        <w:rPr>
+          <w:lang w:val="en" w:eastAsia="en"/>
+        </w:rPr>
+      </w:pPr>
+      <w:hyperlink r:id="rId9" w:tooltip="Consent" w:history="1">
+        <w:r>
+          <w:rPr>
             <w:lang w:val="en" w:eastAsia="en"/>
           </w:rPr>
           <w:t>Guide to lawful basis - consent</w:t>
@@ -1108,27 +982,84 @@
     </w:p>
     <w:p>
       <w:pPr>
-        <w:pStyle w:val="any"/>
-        <w:numPr>
-          <w:ilvl w:val="0"/>
-          <w:numId w:val="5"/>
-        </w:numPr>
-        <w:spacing w:after="240" w:line="342" w:lineRule="atLeast"/>
-        <w:ind w:left="600" w:right="0" w:hanging="360"/>
-        <w:jc w:val="left"/>
-        <w:rPr>
-          <w:sz w:val="23"/>
-          <w:szCs w:val="23"/>
-          <w:lang w:val="en" w:eastAsia="en"/>
-        </w:rPr>
-      </w:pPr>
-      <w:hyperlink r:id="rId9" w:tooltip="A guide to lawful basis" w:history="1">
+        <w:rPr>
+          <w:lang w:val="en" w:eastAsia="en"/>
+        </w:rPr>
+      </w:pPr>
+      <w:r>
+        <w:rPr>
+          <w:lang w:val="en" w:eastAsia="en"/>
+        </w:rPr>
+        <w:t> </w:t>
+      </w:r>
+    </w:p>
+    <w:p>
+      <w:pPr>
+        <w:pStyle w:val="Heading2"/>
+        <w:outlineLvl w:val="1"/>
+        <w:rPr>
+          <w:lang w:val="en" w:eastAsia="en"/>
+        </w:rPr>
+      </w:pPr>
+      <w:r>
+        <w:rPr>
+          <w:lang w:val="en" w:eastAsia="en"/>
+        </w:rPr>
+        <w:t>Legitimate interest: Your answers indicate that legitimate interests is not an appropriate lawful basis.</w:t>
+      </w:r>
+    </w:p>
+    <w:p>
+      <w:pPr>
+        <w:pStyle w:val="Heading3"/>
+        <w:outlineLvl w:val="2"/>
+        <w:rPr>
+          <w:lang w:val="en" w:eastAsia="en"/>
+        </w:rPr>
+      </w:pPr>
+      <w:r>
+        <w:rPr>
+          <w:lang w:val="en" w:eastAsia="en"/>
+        </w:rPr>
+        <w:t>Suggested actions</w:t>
+      </w:r>
+    </w:p>
+    <w:p>
+      <w:pPr>
+        <w:rPr>
+          <w:lang w:val="en" w:eastAsia="en"/>
+        </w:rPr>
+      </w:pPr>
+      <w:r>
+        <w:rPr>
+          <w:lang w:val="en" w:eastAsia="en"/>
+        </w:rPr>
+        <w:t>You must be able to justify your processing, including any impact on individuals. If you aren't happy to do this, you need to look for another lawful basis, or else rethink your processing.</w:t>
+      </w:r>
+    </w:p>
+    <w:p>
+      <w:pPr>
+        <w:pStyle w:val="Heading3"/>
+        <w:outlineLvl w:val="2"/>
+        <w:rPr>
+          <w:lang w:val="en" w:eastAsia="en"/>
+        </w:rPr>
+      </w:pPr>
+      <w:r>
+        <w:rPr>
+          <w:lang w:val="en" w:eastAsia="en"/>
+        </w:rPr>
+        <w:t>Guidance</w:t>
+      </w:r>
+    </w:p>
+    <w:p>
+      <w:pPr>
+        <w:rPr>
+          <w:lang w:val="en" w:eastAsia="en"/>
+        </w:rPr>
+      </w:pPr>
+      <w:hyperlink r:id="rId8" w:tooltip="A guide to lawful basis" w:history="1">
         <w:r>
           <w:rPr>
-            <w:rStyle w:val="prosea"/>
-            <w:color w:val="005098"/>
-            <w:sz w:val="23"/>
-            <w:szCs w:val="23"/>
             <w:lang w:val="en" w:eastAsia="en"/>
           </w:rPr>
           <w:t>Guide to lawful basis</w:t>
@@ -1137,647 +1068,12 @@
     </w:p>
     <w:p>
       <w:pPr>
-        <w:pStyle w:val="prosenth-last-child1"/>
-        <w:spacing w:before="240" w:after="0" w:line="342" w:lineRule="atLeast"/>
-        <w:ind w:left="0" w:right="0"/>
-        <w:rPr>
-          <w:sz w:val="23"/>
-          <w:szCs w:val="23"/>
-          <w:lang w:val="en" w:eastAsia="en"/>
-        </w:rPr>
-      </w:pPr>
-      <w:r>
-        <w:rPr>
-          <w:sz w:val="23"/>
-          <w:szCs w:val="23"/>
-          <w:lang w:val="en" w:eastAsia="en"/>
-        </w:rPr>
-        <w:t> </w:t>
-      </w:r>
-    </w:p>
-    <w:p>
-      <w:pPr>
-        <w:pStyle w:val="prosenth-child1"/>
-        <w:spacing w:before="0" w:after="240" w:line="428" w:lineRule="atLeast"/>
-        <w:ind w:left="0" w:right="0"/>
-        <w:outlineLvl w:val="1"/>
-        <w:rPr>
-          <w:rFonts w:ascii="Georgia" w:eastAsia="Georgia" w:hAnsi="Georgia" w:cs="Georgia"/>
-          <w:sz w:val="34"/>
-          <w:szCs w:val="34"/>
-          <w:lang w:val="en" w:eastAsia="en"/>
-        </w:rPr>
-      </w:pPr>
-      <w:r>
-        <w:rPr>
-          <w:rFonts w:ascii="Georgia" w:eastAsia="Georgia" w:hAnsi="Georgia" w:cs="Georgia"/>
-          <w:sz w:val="34"/>
-          <w:szCs w:val="34"/>
-          <w:lang w:val="en" w:eastAsia="en"/>
-        </w:rPr>
-        <w:t>The lawful basis below are not appropriate for your data processing activities</w:t>
-      </w:r>
-    </w:p>
-    <w:p>
-      <w:pPr>
-        <w:pStyle w:val="prosenth-last-child1"/>
-        <w:spacing w:before="240" w:after="0" w:line="342" w:lineRule="atLeast"/>
-        <w:ind w:left="0" w:right="0"/>
-        <w:rPr>
-          <w:sz w:val="23"/>
-          <w:szCs w:val="23"/>
-          <w:lang w:val="en" w:eastAsia="en"/>
-        </w:rPr>
-      </w:pPr>
-      <w:r>
-        <w:rPr>
-          <w:sz w:val="23"/>
-          <w:szCs w:val="23"/>
-          <w:lang w:val="en" w:eastAsia="en"/>
-        </w:rPr>
-        <w:t> </w:t>
-      </w:r>
-    </w:p>
-    <w:p>
-      <w:pPr>
-        <w:pStyle w:val="prosert-blockany"/>
-        <w:pBdr>
-          <w:top w:val="none" w:sz="0" w:space="12" w:color="auto"/>
-          <w:left w:val="none" w:sz="0" w:space="12" w:color="auto"/>
-          <w:bottom w:val="none" w:sz="0" w:space="12" w:color="auto"/>
-          <w:right w:val="none" w:sz="0" w:space="12" w:color="auto"/>
-        </w:pBdr>
-        <w:shd w:val="clear" w:color="auto" w:fill="EDCECE"/>
-        <w:spacing w:before="240" w:after="480" w:line="428" w:lineRule="atLeast"/>
-        <w:ind w:left="240" w:right="240"/>
-        <w:outlineLvl w:val="1"/>
-        <w:rPr>
-          <w:rFonts w:ascii="Georgia" w:eastAsia="Georgia" w:hAnsi="Georgia" w:cs="Georgia"/>
-          <w:sz w:val="34"/>
-          <w:szCs w:val="34"/>
-          <w:lang w:val="en" w:eastAsia="en"/>
-        </w:rPr>
-      </w:pPr>
-      <w:r>
-        <w:rPr>
-          <w:rFonts w:ascii="Georgia" w:eastAsia="Georgia" w:hAnsi="Georgia" w:cs="Georgia"/>
-          <w:sz w:val="34"/>
-          <w:szCs w:val="34"/>
-          <w:lang w:val="en" w:eastAsia="en"/>
-        </w:rPr>
-        <w:t>Contract: Your answers indicate that contract is not an appropriate lawful basis.</w:t>
-      </w:r>
-    </w:p>
-    <w:p>
-      <w:pPr>
-        <w:pStyle w:val="proseany"/>
-        <w:spacing w:before="240" w:after="240" w:line="375" w:lineRule="atLeast"/>
-        <w:ind w:left="0" w:right="0"/>
-        <w:outlineLvl w:val="2"/>
-        <w:rPr>
-          <w:rFonts w:ascii="Georgia" w:eastAsia="Georgia" w:hAnsi="Georgia" w:cs="Georgia"/>
-          <w:sz w:val="30"/>
-          <w:szCs w:val="30"/>
-          <w:lang w:val="en" w:eastAsia="en"/>
-        </w:rPr>
-      </w:pPr>
-      <w:r>
-        <w:rPr>
-          <w:rFonts w:ascii="Georgia" w:eastAsia="Georgia" w:hAnsi="Georgia" w:cs="Georgia"/>
-          <w:sz w:val="30"/>
-          <w:szCs w:val="30"/>
-          <w:lang w:val="en" w:eastAsia="en"/>
-        </w:rPr>
-        <w:t>Suggested actions</w:t>
-      </w:r>
-    </w:p>
-    <w:p>
-      <w:pPr>
-        <w:pStyle w:val="proseany"/>
-        <w:spacing w:before="240" w:after="240" w:line="342" w:lineRule="atLeast"/>
-        <w:ind w:left="0" w:right="0"/>
-        <w:rPr>
-          <w:sz w:val="23"/>
-          <w:szCs w:val="23"/>
-          <w:lang w:val="en" w:eastAsia="en"/>
-        </w:rPr>
-      </w:pPr>
-      <w:r>
-        <w:rPr>
-          <w:sz w:val="23"/>
-          <w:szCs w:val="23"/>
-          <w:lang w:val="en" w:eastAsia="en"/>
-        </w:rPr>
-        <w:t>You should look for another lawful basis for this processing.</w:t>
-      </w:r>
-    </w:p>
-    <w:p>
-      <w:pPr>
-        <w:pStyle w:val="proseany"/>
-        <w:spacing w:before="240" w:after="240" w:line="375" w:lineRule="atLeast"/>
-        <w:ind w:left="0" w:right="0"/>
-        <w:outlineLvl w:val="2"/>
-        <w:rPr>
-          <w:rFonts w:ascii="Georgia" w:eastAsia="Georgia" w:hAnsi="Georgia" w:cs="Georgia"/>
-          <w:sz w:val="30"/>
-          <w:szCs w:val="30"/>
-          <w:lang w:val="en" w:eastAsia="en"/>
-        </w:rPr>
-      </w:pPr>
-      <w:r>
-        <w:rPr>
-          <w:rFonts w:ascii="Georgia" w:eastAsia="Georgia" w:hAnsi="Georgia" w:cs="Georgia"/>
-          <w:sz w:val="30"/>
-          <w:szCs w:val="30"/>
-          <w:lang w:val="en" w:eastAsia="en"/>
-        </w:rPr>
-        <w:t>Guidance</w:t>
-      </w:r>
-    </w:p>
-    <w:p>
-      <w:pPr>
-        <w:pStyle w:val="proseany"/>
-        <w:spacing w:before="240" w:after="240" w:line="342" w:lineRule="atLeast"/>
-        <w:ind w:left="0" w:right="0"/>
-        <w:rPr>
-          <w:sz w:val="23"/>
-          <w:szCs w:val="23"/>
-          <w:lang w:val="en" w:eastAsia="en"/>
-        </w:rPr>
-      </w:pPr>
-      <w:hyperlink r:id="rId9" w:tooltip="A guide to lawful basis" w:history="1">
-        <w:r>
-          <w:rPr>
-            <w:rStyle w:val="prosea"/>
-            <w:color w:val="005098"/>
-            <w:sz w:val="23"/>
-            <w:szCs w:val="23"/>
-            <w:lang w:val="en" w:eastAsia="en"/>
-          </w:rPr>
-          <w:t>Guide to lawful basis</w:t>
-        </w:r>
-      </w:hyperlink>
-    </w:p>
-    <w:p>
-      <w:pPr>
-        <w:pStyle w:val="prosenth-last-child1"/>
-        <w:spacing w:before="240" w:after="0" w:line="342" w:lineRule="atLeast"/>
-        <w:ind w:left="0" w:right="0"/>
-        <w:rPr>
-          <w:sz w:val="23"/>
-          <w:szCs w:val="23"/>
-          <w:lang w:val="en" w:eastAsia="en"/>
-        </w:rPr>
-      </w:pPr>
-      <w:r>
-        <w:rPr>
-          <w:sz w:val="23"/>
-          <w:szCs w:val="23"/>
-          <w:lang w:val="en" w:eastAsia="en"/>
-        </w:rPr>
-        <w:t> </w:t>
-      </w:r>
-    </w:p>
-    <w:p>
-      <w:pPr>
-        <w:pStyle w:val="prosert-blockany"/>
-        <w:pBdr>
-          <w:top w:val="none" w:sz="0" w:space="12" w:color="auto"/>
-          <w:left w:val="none" w:sz="0" w:space="12" w:color="auto"/>
-          <w:bottom w:val="none" w:sz="0" w:space="12" w:color="auto"/>
-          <w:right w:val="none" w:sz="0" w:space="12" w:color="auto"/>
-        </w:pBdr>
-        <w:shd w:val="clear" w:color="auto" w:fill="EDCECE"/>
-        <w:spacing w:before="240" w:after="480" w:line="428" w:lineRule="atLeast"/>
-        <w:ind w:left="240" w:right="240"/>
-        <w:outlineLvl w:val="1"/>
-        <w:rPr>
-          <w:rFonts w:ascii="Georgia" w:eastAsia="Georgia" w:hAnsi="Georgia" w:cs="Georgia"/>
-          <w:sz w:val="34"/>
-          <w:szCs w:val="34"/>
-          <w:lang w:val="en" w:eastAsia="en"/>
-        </w:rPr>
-      </w:pPr>
-      <w:r>
-        <w:rPr>
-          <w:rFonts w:ascii="Georgia" w:eastAsia="Georgia" w:hAnsi="Georgia" w:cs="Georgia"/>
-          <w:sz w:val="34"/>
-          <w:szCs w:val="34"/>
-          <w:lang w:val="en" w:eastAsia="en"/>
-        </w:rPr>
-        <w:t>Vital interest: Your answers indicate that vital interests is not an appropriate lawful basis.</w:t>
-      </w:r>
-    </w:p>
-    <w:p>
-      <w:pPr>
-        <w:pStyle w:val="proseany"/>
-        <w:spacing w:before="240" w:after="240" w:line="375" w:lineRule="atLeast"/>
-        <w:ind w:left="0" w:right="0"/>
-        <w:outlineLvl w:val="2"/>
-        <w:rPr>
-          <w:rFonts w:ascii="Georgia" w:eastAsia="Georgia" w:hAnsi="Georgia" w:cs="Georgia"/>
-          <w:sz w:val="30"/>
-          <w:szCs w:val="30"/>
-          <w:lang w:val="en" w:eastAsia="en"/>
-        </w:rPr>
-      </w:pPr>
-      <w:r>
-        <w:rPr>
-          <w:rFonts w:ascii="Georgia" w:eastAsia="Georgia" w:hAnsi="Georgia" w:cs="Georgia"/>
-          <w:sz w:val="30"/>
-          <w:szCs w:val="30"/>
-          <w:lang w:val="en" w:eastAsia="en"/>
-        </w:rPr>
-        <w:t>Suggested actions</w:t>
-      </w:r>
-    </w:p>
-    <w:p>
-      <w:pPr>
-        <w:pStyle w:val="proseany"/>
-        <w:spacing w:before="240" w:after="240" w:line="342" w:lineRule="atLeast"/>
-        <w:ind w:left="0" w:right="0"/>
-        <w:rPr>
-          <w:sz w:val="23"/>
-          <w:szCs w:val="23"/>
-          <w:lang w:val="en" w:eastAsia="en"/>
-        </w:rPr>
-      </w:pPr>
-      <w:r>
-        <w:rPr>
-          <w:sz w:val="23"/>
-          <w:szCs w:val="23"/>
-          <w:lang w:val="en" w:eastAsia="en"/>
-        </w:rPr>
-        <w:t>You should look for another lawful basis for this processing.</w:t>
-      </w:r>
-    </w:p>
-    <w:p>
-      <w:pPr>
-        <w:pStyle w:val="proseany"/>
-        <w:spacing w:before="240" w:after="240" w:line="375" w:lineRule="atLeast"/>
-        <w:ind w:left="0" w:right="0"/>
-        <w:outlineLvl w:val="2"/>
-        <w:rPr>
-          <w:rFonts w:ascii="Georgia" w:eastAsia="Georgia" w:hAnsi="Georgia" w:cs="Georgia"/>
-          <w:sz w:val="30"/>
-          <w:szCs w:val="30"/>
-          <w:lang w:val="en" w:eastAsia="en"/>
-        </w:rPr>
-      </w:pPr>
-      <w:r>
-        <w:rPr>
-          <w:rFonts w:ascii="Georgia" w:eastAsia="Georgia" w:hAnsi="Georgia" w:cs="Georgia"/>
-          <w:sz w:val="30"/>
-          <w:szCs w:val="30"/>
-          <w:lang w:val="en" w:eastAsia="en"/>
-        </w:rPr>
-        <w:t>Guidance</w:t>
-      </w:r>
-    </w:p>
-    <w:p>
-      <w:pPr>
-        <w:pStyle w:val="proseany"/>
-        <w:spacing w:before="240" w:after="240" w:line="342" w:lineRule="atLeast"/>
-        <w:ind w:left="0" w:right="0"/>
-        <w:rPr>
-          <w:sz w:val="23"/>
-          <w:szCs w:val="23"/>
-          <w:lang w:val="en" w:eastAsia="en"/>
-        </w:rPr>
-      </w:pPr>
-      <w:hyperlink r:id="rId9" w:tooltip="A guide to lawful basis" w:history="1">
-        <w:r>
-          <w:rPr>
-            <w:rStyle w:val="prosea"/>
-            <w:color w:val="005098"/>
-            <w:sz w:val="23"/>
-            <w:szCs w:val="23"/>
-            <w:lang w:val="en" w:eastAsia="en"/>
-          </w:rPr>
-          <w:t>Guide to lawful basis</w:t>
-        </w:r>
-      </w:hyperlink>
-    </w:p>
-    <w:p>
-      <w:pPr>
-        <w:pStyle w:val="prosenth-last-child1"/>
-        <w:spacing w:before="240" w:after="0" w:line="342" w:lineRule="atLeast"/>
-        <w:ind w:left="0" w:right="0"/>
-        <w:rPr>
-          <w:sz w:val="23"/>
-          <w:szCs w:val="23"/>
-          <w:lang w:val="en" w:eastAsia="en"/>
-        </w:rPr>
-      </w:pPr>
-      <w:r>
-        <w:rPr>
-          <w:sz w:val="23"/>
-          <w:szCs w:val="23"/>
-          <w:lang w:val="en" w:eastAsia="en"/>
-        </w:rPr>
-        <w:t> </w:t>
-      </w:r>
-    </w:p>
-    <w:p>
-      <w:pPr>
-        <w:pStyle w:val="prosert-blockany"/>
-        <w:pBdr>
-          <w:top w:val="none" w:sz="0" w:space="12" w:color="auto"/>
-          <w:left w:val="none" w:sz="0" w:space="12" w:color="auto"/>
-          <w:bottom w:val="none" w:sz="0" w:space="12" w:color="auto"/>
-          <w:right w:val="none" w:sz="0" w:space="12" w:color="auto"/>
-        </w:pBdr>
-        <w:shd w:val="clear" w:color="auto" w:fill="EDCECE"/>
-        <w:spacing w:before="240" w:after="480" w:line="428" w:lineRule="atLeast"/>
-        <w:ind w:left="240" w:right="240"/>
-        <w:outlineLvl w:val="1"/>
-        <w:rPr>
-          <w:rFonts w:ascii="Georgia" w:eastAsia="Georgia" w:hAnsi="Georgia" w:cs="Georgia"/>
-          <w:sz w:val="34"/>
-          <w:szCs w:val="34"/>
-          <w:lang w:val="en" w:eastAsia="en"/>
-        </w:rPr>
-      </w:pPr>
-      <w:r>
-        <w:rPr>
-          <w:rFonts w:ascii="Georgia" w:eastAsia="Georgia" w:hAnsi="Georgia" w:cs="Georgia"/>
-          <w:sz w:val="34"/>
-          <w:szCs w:val="34"/>
-          <w:lang w:val="en" w:eastAsia="en"/>
-        </w:rPr>
-        <w:t>Recognised legitimate interest: Your answers indicate that recognised legitimate interest is not an appropriate lawful basis.</w:t>
-      </w:r>
-    </w:p>
-    <w:p>
-      <w:pPr>
-        <w:pStyle w:val="proseany"/>
-        <w:spacing w:before="240" w:after="240" w:line="375" w:lineRule="atLeast"/>
-        <w:ind w:left="0" w:right="0"/>
-        <w:outlineLvl w:val="2"/>
-        <w:rPr>
-          <w:rFonts w:ascii="Georgia" w:eastAsia="Georgia" w:hAnsi="Georgia" w:cs="Georgia"/>
-          <w:sz w:val="30"/>
-          <w:szCs w:val="30"/>
-          <w:lang w:val="en" w:eastAsia="en"/>
-        </w:rPr>
-      </w:pPr>
-      <w:r>
-        <w:rPr>
-          <w:rFonts w:ascii="Georgia" w:eastAsia="Georgia" w:hAnsi="Georgia" w:cs="Georgia"/>
-          <w:sz w:val="30"/>
-          <w:szCs w:val="30"/>
-          <w:lang w:val="en" w:eastAsia="en"/>
-        </w:rPr>
-        <w:t>Suggested actions</w:t>
-      </w:r>
-    </w:p>
-    <w:p>
-      <w:pPr>
-        <w:pStyle w:val="proseany"/>
-        <w:spacing w:before="240" w:after="240" w:line="342" w:lineRule="atLeast"/>
-        <w:ind w:left="0" w:right="0"/>
-        <w:rPr>
-          <w:sz w:val="23"/>
-          <w:szCs w:val="23"/>
-          <w:lang w:val="en" w:eastAsia="en"/>
-        </w:rPr>
-      </w:pPr>
-      <w:r>
-        <w:rPr>
-          <w:sz w:val="23"/>
-          <w:szCs w:val="23"/>
-          <w:lang w:val="en" w:eastAsia="en"/>
-        </w:rPr>
-        <w:t>You should look for another lawful basis for this processing.</w:t>
-      </w:r>
-    </w:p>
-    <w:p>
-      <w:pPr>
-        <w:pStyle w:val="proseany"/>
-        <w:spacing w:before="240" w:after="240" w:line="375" w:lineRule="atLeast"/>
-        <w:ind w:left="0" w:right="0"/>
-        <w:outlineLvl w:val="2"/>
-        <w:rPr>
-          <w:rFonts w:ascii="Georgia" w:eastAsia="Georgia" w:hAnsi="Georgia" w:cs="Georgia"/>
-          <w:sz w:val="30"/>
-          <w:szCs w:val="30"/>
-          <w:lang w:val="en" w:eastAsia="en"/>
-        </w:rPr>
-      </w:pPr>
-      <w:r>
-        <w:rPr>
-          <w:rFonts w:ascii="Georgia" w:eastAsia="Georgia" w:hAnsi="Georgia" w:cs="Georgia"/>
-          <w:sz w:val="30"/>
-          <w:szCs w:val="30"/>
-          <w:lang w:val="en" w:eastAsia="en"/>
-        </w:rPr>
-        <w:t>Guidance</w:t>
-      </w:r>
-    </w:p>
-    <w:p>
-      <w:pPr>
-        <w:pStyle w:val="any"/>
-        <w:numPr>
-          <w:ilvl w:val="0"/>
-          <w:numId w:val="6"/>
-        </w:numPr>
-        <w:spacing w:before="240" w:after="240" w:line="342" w:lineRule="atLeast"/>
-        <w:ind w:left="600" w:right="0" w:hanging="360"/>
-        <w:jc w:val="left"/>
-        <w:rPr>
-          <w:sz w:val="23"/>
-          <w:szCs w:val="23"/>
-          <w:lang w:val="en" w:eastAsia="en"/>
-        </w:rPr>
-      </w:pPr>
-      <w:hyperlink r:id="rId9" w:tooltip="A guide to lawful basis" w:history="1">
-        <w:r>
-          <w:rPr>
-            <w:rStyle w:val="prosea"/>
-            <w:color w:val="005098"/>
-            <w:sz w:val="23"/>
-            <w:szCs w:val="23"/>
-            <w:lang w:val="en" w:eastAsia="en"/>
-          </w:rPr>
-          <w:t>Guide to lawful basis</w:t>
-        </w:r>
-      </w:hyperlink>
-    </w:p>
-    <w:p>
-      <w:pPr>
-        <w:pStyle w:val="proseany"/>
-        <w:spacing w:before="240" w:after="240" w:line="342" w:lineRule="atLeast"/>
-        <w:ind w:left="0" w:right="0"/>
-        <w:rPr>
-          <w:sz w:val="23"/>
-          <w:szCs w:val="23"/>
-          <w:lang w:val="en" w:eastAsia="en"/>
-        </w:rPr>
-      </w:pPr>
-      <w:r>
-        <w:rPr>
-          <w:sz w:val="23"/>
-          <w:szCs w:val="23"/>
-          <w:lang w:val="en" w:eastAsia="en"/>
-        </w:rPr>
-        <w:t> </w:t>
-      </w:r>
-    </w:p>
-    <w:p>
-      <w:pPr>
-        <w:pStyle w:val="prosenth-last-child1"/>
-        <w:spacing w:before="240" w:after="0" w:line="342" w:lineRule="atLeast"/>
-        <w:ind w:left="0" w:right="0"/>
-        <w:rPr>
-          <w:sz w:val="23"/>
-          <w:szCs w:val="23"/>
-          <w:lang w:val="en" w:eastAsia="en"/>
-        </w:rPr>
-      </w:pPr>
-      <w:r>
-        <w:rPr>
-          <w:sz w:val="23"/>
-          <w:szCs w:val="23"/>
-          <w:lang w:val="en" w:eastAsia="en"/>
-        </w:rPr>
-        <w:t> </w:t>
-      </w:r>
-    </w:p>
-    <w:p>
-      <w:pPr>
-        <w:pStyle w:val="prosert-blockany"/>
-        <w:pBdr>
-          <w:top w:val="none" w:sz="0" w:space="12" w:color="auto"/>
-          <w:left w:val="none" w:sz="0" w:space="12" w:color="auto"/>
-          <w:bottom w:val="none" w:sz="0" w:space="12" w:color="auto"/>
-          <w:right w:val="none" w:sz="0" w:space="12" w:color="auto"/>
-        </w:pBdr>
-        <w:shd w:val="clear" w:color="auto" w:fill="EDCECE"/>
-        <w:spacing w:before="240" w:after="480" w:line="428" w:lineRule="atLeast"/>
-        <w:ind w:left="240" w:right="240"/>
-        <w:outlineLvl w:val="1"/>
-        <w:rPr>
-          <w:rFonts w:ascii="Georgia" w:eastAsia="Georgia" w:hAnsi="Georgia" w:cs="Georgia"/>
-          <w:sz w:val="34"/>
-          <w:szCs w:val="34"/>
-          <w:lang w:val="en" w:eastAsia="en"/>
-        </w:rPr>
-      </w:pPr>
-      <w:r>
-        <w:rPr>
-          <w:rFonts w:ascii="Georgia" w:eastAsia="Georgia" w:hAnsi="Georgia" w:cs="Georgia"/>
-          <w:sz w:val="34"/>
-          <w:szCs w:val="34"/>
-          <w:lang w:val="en" w:eastAsia="en"/>
-        </w:rPr>
-        <w:t>Legitimate interest: Your answers indicate that legitimate interests is not an appropriate lawful basis.</w:t>
-      </w:r>
-    </w:p>
-    <w:p>
-      <w:pPr>
-        <w:pStyle w:val="proseany"/>
-        <w:spacing w:before="240" w:after="240" w:line="375" w:lineRule="atLeast"/>
-        <w:ind w:left="0" w:right="0"/>
-        <w:outlineLvl w:val="2"/>
-        <w:rPr>
-          <w:rFonts w:ascii="Georgia" w:eastAsia="Georgia" w:hAnsi="Georgia" w:cs="Georgia"/>
-          <w:sz w:val="30"/>
-          <w:szCs w:val="30"/>
-          <w:lang w:val="en" w:eastAsia="en"/>
-        </w:rPr>
-      </w:pPr>
-      <w:r>
-        <w:rPr>
-          <w:rFonts w:ascii="Georgia" w:eastAsia="Georgia" w:hAnsi="Georgia" w:cs="Georgia"/>
-          <w:sz w:val="30"/>
-          <w:szCs w:val="30"/>
-          <w:lang w:val="en" w:eastAsia="en"/>
-        </w:rPr>
-        <w:t>Suggested actions</w:t>
-      </w:r>
-    </w:p>
-    <w:p>
-      <w:pPr>
-        <w:pStyle w:val="proseany"/>
-        <w:spacing w:before="240" w:after="240" w:line="342" w:lineRule="atLeast"/>
-        <w:ind w:left="0" w:right="0"/>
-        <w:rPr>
-          <w:sz w:val="23"/>
-          <w:szCs w:val="23"/>
-          <w:lang w:val="en" w:eastAsia="en"/>
-        </w:rPr>
-      </w:pPr>
-      <w:r>
-        <w:rPr>
-          <w:sz w:val="23"/>
-          <w:szCs w:val="23"/>
-          <w:lang w:val="en" w:eastAsia="en"/>
-        </w:rPr>
-        <w:t>You must be able to justify your processing, including any impact on individuals. If you aren't happy to do this, you need to look for another lawful basis, or else rethink your processing.</w:t>
-      </w:r>
-    </w:p>
-    <w:p>
-      <w:pPr>
-        <w:pStyle w:val="proseany"/>
-        <w:spacing w:before="240" w:after="240" w:line="375" w:lineRule="atLeast"/>
-        <w:ind w:left="0" w:right="0"/>
-        <w:outlineLvl w:val="2"/>
-        <w:rPr>
-          <w:rFonts w:ascii="Georgia" w:eastAsia="Georgia" w:hAnsi="Georgia" w:cs="Georgia"/>
-          <w:sz w:val="30"/>
-          <w:szCs w:val="30"/>
-          <w:lang w:val="en" w:eastAsia="en"/>
-        </w:rPr>
-      </w:pPr>
-      <w:r>
-        <w:rPr>
-          <w:rFonts w:ascii="Georgia" w:eastAsia="Georgia" w:hAnsi="Georgia" w:cs="Georgia"/>
-          <w:sz w:val="30"/>
-          <w:szCs w:val="30"/>
-          <w:lang w:val="en" w:eastAsia="en"/>
-        </w:rPr>
-        <w:t>Guidance</w:t>
-      </w:r>
-    </w:p>
-    <w:p>
-      <w:pPr>
-        <w:pStyle w:val="prosenth-last-child1"/>
-        <w:spacing w:before="240" w:after="0" w:line="342" w:lineRule="atLeast"/>
-        <w:ind w:left="0" w:right="0"/>
-        <w:rPr>
-          <w:sz w:val="23"/>
-          <w:szCs w:val="23"/>
-          <w:lang w:val="en" w:eastAsia="en"/>
-        </w:rPr>
-      </w:pPr>
-      <w:hyperlink r:id="rId9" w:tooltip="A guide to lawful basis" w:history="1">
-        <w:r>
-          <w:rPr>
-            <w:rStyle w:val="prosea"/>
-            <w:color w:val="005098"/>
-            <w:sz w:val="23"/>
-            <w:szCs w:val="23"/>
-            <w:lang w:val="en" w:eastAsia="en"/>
-          </w:rPr>
-          <w:t>Guide to lawful basis</w:t>
-        </w:r>
-      </w:hyperlink>
-    </w:p>
-    <w:p>
-      <w:pPr>
-        <w:pStyle w:val="prosenth-child1"/>
-        <w:spacing w:before="0" w:after="240" w:line="342" w:lineRule="atLeast"/>
-        <w:ind w:left="0" w:right="0"/>
-        <w:rPr>
-          <w:sz w:val="23"/>
-          <w:szCs w:val="23"/>
-          <w:lang w:val="en" w:eastAsia="en"/>
-        </w:rPr>
-      </w:pPr>
-      <w:r>
-        <w:rPr>
-          <w:sz w:val="23"/>
-          <w:szCs w:val="23"/>
+        <w:rPr>
+          <w:lang w:val="en" w:eastAsia="en"/>
+        </w:rPr>
+      </w:pPr>
+      <w:r>
+        <w:rPr>
           <w:lang w:val="en" w:eastAsia="en"/>
         </w:rPr>
         <w:t xml:space="preserve">If you have an problem downloading the report into a word document </w:t>
@@ -1785,10 +1081,6 @@
       <w:hyperlink r:id="rId10" w:tooltip="Website feedback" w:history="1">
         <w:r>
           <w:rPr>
-            <w:rStyle w:val="prosea"/>
-            <w:color w:val="005098"/>
-            <w:sz w:val="23"/>
-            <w:szCs w:val="23"/>
             <w:lang w:val="en" w:eastAsia="en"/>
           </w:rPr>
           <w:t>please let us know</w:t>
@@ -1796,8 +1088,6 @@
       </w:hyperlink>
       <w:r>
         <w:rPr>
-          <w:sz w:val="23"/>
-          <w:szCs w:val="23"/>
           <w:lang w:val="en" w:eastAsia="en"/>
         </w:rPr>
         <w:t>.</w:t>
@@ -1805,19 +1095,12 @@
     </w:p>
     <w:p>
       <w:pPr>
-        <w:pStyle w:val="prosenth-child1"/>
-        <w:spacing w:before="240" w:after="240" w:line="342" w:lineRule="atLeast"/>
-        <w:ind w:left="0" w:right="0"/>
-        <w:rPr>
-          <w:sz w:val="23"/>
-          <w:szCs w:val="23"/>
-          <w:lang w:val="en" w:eastAsia="en"/>
-        </w:rPr>
-      </w:pPr>
-      <w:r>
-        <w:rPr>
-          <w:sz w:val="23"/>
-          <w:szCs w:val="23"/>
+        <w:rPr>
+          <w:lang w:val="en" w:eastAsia="en"/>
+        </w:rPr>
+      </w:pPr>
+      <w:r>
+        <w:rPr>
           <w:lang w:val="en" w:eastAsia="en"/>
         </w:rPr>
         <w:t> </w:t>
@@ -1825,19 +1108,12 @@
     </w:p>
     <w:p>
       <w:pPr>
-        <w:pStyle w:val="proseany"/>
-        <w:spacing w:before="240" w:after="240" w:line="342" w:lineRule="atLeast"/>
-        <w:ind w:left="0" w:right="0"/>
-        <w:rPr>
-          <w:sz w:val="23"/>
-          <w:szCs w:val="23"/>
-          <w:lang w:val="en" w:eastAsia="en"/>
-        </w:rPr>
-      </w:pPr>
-      <w:r>
-        <w:rPr>
-          <w:sz w:val="23"/>
-          <w:szCs w:val="23"/>
+        <w:rPr>
+          <w:lang w:val="en" w:eastAsia="en"/>
+        </w:rPr>
+      </w:pPr>
+      <w:r>
+        <w:rPr>
           <w:lang w:val="en" w:eastAsia="en"/>
         </w:rPr>
         <w:t> </w:t>
@@ -1845,19 +1121,12 @@
     </w:p>
     <w:p>
       <w:pPr>
-        <w:pStyle w:val="prosenth-last-child1"/>
-        <w:spacing w:before="240" w:after="240" w:line="342" w:lineRule="atLeast"/>
-        <w:ind w:left="0" w:right="0"/>
-        <w:rPr>
-          <w:sz w:val="23"/>
-          <w:szCs w:val="23"/>
-          <w:lang w:val="en" w:eastAsia="en"/>
-        </w:rPr>
-      </w:pPr>
-      <w:r>
-        <w:rPr>
-          <w:sz w:val="23"/>
-          <w:szCs w:val="23"/>
+        <w:rPr>
+          <w:lang w:val="en" w:eastAsia="en"/>
+        </w:rPr>
+      </w:pPr>
+      <w:r>
+        <w:rPr>
           <w:lang w:val="en" w:eastAsia="en"/>
         </w:rPr>
         <w:t> </w:t>
@@ -1894,7 +1163,7 @@
         <w:color w:val="808080"/>
         <w:sz w:val="20"/>
       </w:rPr>
-      <w:t>24 August 2026</w:t>
+      <w:t>26 August 2026</w:t>
     </w:r>
     <w:r>
       <w:rPr>
@@ -2502,143 +1771,6 @@
     <w:nsid w:val="00000005"/>
     <w:multiLevelType w:val="hybridMultilevel"/>
     <w:tmpl w:val="00000005"/>
-    <w:lvl w:ilvl="0">
-      <w:start w:val="1"/>
-      <w:numFmt w:val="bullet"/>
-      <w:lvlText w:val=""/>
-      <w:lvlJc w:val="left"/>
-      <w:pPr>
-        <w:ind w:left="720" w:hanging="360"/>
-      </w:pPr>
-      <w:rPr>
-        <w:rFonts w:ascii="Symbol" w:hAnsi="Symbol"/>
-      </w:rPr>
-    </w:lvl>
-    <w:lvl w:ilvl="1">
-      <w:start w:val="1"/>
-      <w:numFmt w:val="bullet"/>
-      <w:lvlText w:val="o"/>
-      <w:lvlJc w:val="left"/>
-      <w:pPr>
-        <w:tabs>
-          <w:tab w:val="num" w:pos="1440"/>
-        </w:tabs>
-        <w:ind w:left="1440" w:hanging="360"/>
-      </w:pPr>
-      <w:rPr>
-        <w:rFonts w:ascii="Courier New" w:hAnsi="Courier New"/>
-      </w:rPr>
-    </w:lvl>
-    <w:lvl w:ilvl="2">
-      <w:start w:val="1"/>
-      <w:numFmt w:val="bullet"/>
-      <w:lvlText w:val=""/>
-      <w:lvlJc w:val="left"/>
-      <w:pPr>
-        <w:tabs>
-          <w:tab w:val="num" w:pos="2160"/>
-        </w:tabs>
-        <w:ind w:left="2160" w:hanging="360"/>
-      </w:pPr>
-      <w:rPr>
-        <w:rFonts w:ascii="Wingdings" w:hAnsi="Wingdings"/>
-      </w:rPr>
-    </w:lvl>
-    <w:lvl w:ilvl="3">
-      <w:start w:val="1"/>
-      <w:numFmt w:val="bullet"/>
-      <w:lvlText w:val=""/>
-      <w:lvlJc w:val="left"/>
-      <w:pPr>
-        <w:tabs>
-          <w:tab w:val="num" w:pos="2880"/>
-        </w:tabs>
-        <w:ind w:left="2880" w:hanging="360"/>
-      </w:pPr>
-      <w:rPr>
-        <w:rFonts w:ascii="Symbol" w:hAnsi="Symbol"/>
-      </w:rPr>
-    </w:lvl>
-    <w:lvl w:ilvl="4">
-      <w:start w:val="1"/>
-      <w:numFmt w:val="bullet"/>
-      <w:lvlText w:val="o"/>
-      <w:lvlJc w:val="left"/>
-      <w:pPr>
-        <w:tabs>
-          <w:tab w:val="num" w:pos="3600"/>
-        </w:tabs>
-        <w:ind w:left="3600" w:hanging="360"/>
-      </w:pPr>
-      <w:rPr>
-        <w:rFonts w:ascii="Courier New" w:hAnsi="Courier New"/>
-      </w:rPr>
-    </w:lvl>
-    <w:lvl w:ilvl="5">
-      <w:start w:val="1"/>
-      <w:numFmt w:val="bullet"/>
-      <w:lvlText w:val=""/>
-      <w:lvlJc w:val="left"/>
-      <w:pPr>
-        <w:tabs>
-          <w:tab w:val="num" w:pos="4320"/>
-        </w:tabs>
-        <w:ind w:left="4320" w:hanging="360"/>
-      </w:pPr>
-      <w:rPr>
-        <w:rFonts w:ascii="Wingdings" w:hAnsi="Wingdings"/>
-      </w:rPr>
-    </w:lvl>
-    <w:lvl w:ilvl="6">
-      <w:start w:val="1"/>
-      <w:numFmt w:val="bullet"/>
-      <w:lvlText w:val=""/>
-      <w:lvlJc w:val="left"/>
-      <w:pPr>
-        <w:tabs>
-          <w:tab w:val="num" w:pos="5040"/>
-        </w:tabs>
-        <w:ind w:left="5040" w:hanging="360"/>
-      </w:pPr>
-      <w:rPr>
-        <w:rFonts w:ascii="Symbol" w:hAnsi="Symbol"/>
-      </w:rPr>
-    </w:lvl>
-    <w:lvl w:ilvl="7">
-      <w:start w:val="1"/>
-      <w:numFmt w:val="bullet"/>
-      <w:lvlText w:val="o"/>
-      <w:lvlJc w:val="left"/>
-      <w:pPr>
-        <w:tabs>
-          <w:tab w:val="num" w:pos="5760"/>
-        </w:tabs>
-        <w:ind w:left="5760" w:hanging="360"/>
-      </w:pPr>
-      <w:rPr>
-        <w:rFonts w:ascii="Courier New" w:hAnsi="Courier New"/>
-      </w:rPr>
-    </w:lvl>
-    <w:lvl w:ilvl="8">
-      <w:start w:val="1"/>
-      <w:numFmt w:val="bullet"/>
-      <w:lvlText w:val=""/>
-      <w:lvlJc w:val="left"/>
-      <w:pPr>
-        <w:tabs>
-          <w:tab w:val="num" w:pos="6480"/>
-        </w:tabs>
-        <w:ind w:left="6480" w:hanging="360"/>
-      </w:pPr>
-      <w:rPr>
-        <w:rFonts w:ascii="Wingdings" w:hAnsi="Wingdings"/>
-      </w:rPr>
-    </w:lvl>
-  </w:abstractNum>
-  <w:abstractNum w:abstractNumId="5">
-    <w:nsid w:val="00000006"/>
-    <w:multiLevelType w:val="hybridMultilevel"/>
-    <w:tmpl w:val="00000006"/>
     <w:lvl w:ilvl="0">
       <w:start w:val="1"/>
       <w:numFmt w:val="bullet"/>
@@ -2786,9 +1918,6 @@
   </w:num>
   <w:num w:numId="5">
     <w:abstractNumId w:val="4"/>
-  </w:num>
-  <w:num w:numId="6">
-    <w:abstractNumId w:val="5"/>
   </w:num>
 </w:numbering>
 </file>
@@ -2940,6 +2069,66 @@
       <w:szCs w:val="24"/>
     </w:rPr>
   </w:style>
+  <w:style w:type="paragraph" w:styleId="Heading1">
+    <w:name w:val="heading 1"/>
+    <w:basedOn w:val="Normal"/>
+    <w:next w:val="Normal"/>
+    <w:qFormat/>
+    <w:rsid w:val="00EF7B96"/>
+    <w:pPr>
+      <w:keepNext/>
+      <w:spacing w:before="240" w:after="60"/>
+      <w:outlineLvl w:val="0"/>
+    </w:pPr>
+    <w:rPr>
+      <w:rFonts w:ascii="Arial" w:hAnsi="Arial" w:cs="Arial"/>
+      <w:b/>
+      <w:bCs/>
+      <w:kern w:val="32"/>
+      <w:sz w:val="32"/>
+      <w:szCs w:val="32"/>
+    </w:rPr>
+  </w:style>
+  <w:style w:type="paragraph" w:styleId="Heading2">
+    <w:name w:val="heading 2"/>
+    <w:basedOn w:val="Normal"/>
+    <w:next w:val="Normal"/>
+    <w:qFormat/>
+    <w:rsid w:val="00EF7B96"/>
+    <w:pPr>
+      <w:keepNext/>
+      <w:spacing w:before="240" w:after="60"/>
+      <w:outlineLvl w:val="1"/>
+    </w:pPr>
+    <w:rPr>
+      <w:rFonts w:ascii="Arial" w:hAnsi="Arial" w:cs="Arial"/>
+      <w:b/>
+      <w:bCs/>
+      <w:i/>
+      <w:iCs/>
+      <w:sz w:val="28"/>
+      <w:szCs w:val="28"/>
+    </w:rPr>
+  </w:style>
+  <w:style w:type="paragraph" w:styleId="Heading3">
+    <w:name w:val="heading 3"/>
+    <w:basedOn w:val="Normal"/>
+    <w:next w:val="Normal"/>
+    <w:qFormat/>
+    <w:rsid w:val="00EF7B96"/>
+    <w:pPr>
+      <w:keepNext/>
+      <w:spacing w:before="240" w:after="60"/>
+      <w:outlineLvl w:val="2"/>
+    </w:pPr>
+    <w:rPr>
+      <w:rFonts w:ascii="Arial" w:hAnsi="Arial" w:cs="Arial"/>
+      <w:b/>
+      <w:bCs/>
+      <w:sz w:val="26"/>
+      <w:szCs w:val="26"/>
+    </w:rPr>
+  </w:style>
   <w:style w:type="character" w:default="1" w:styleId="DefaultParagraphFont">
     <w:name w:val="Default Paragraph Font"/>
     <w:semiHidden/>
@@ -2960,60 +2149,6 @@
   <w:style w:type="numbering" w:default="1" w:styleId="NoList">
     <w:name w:val="No List"/>
     <w:semiHidden/>
-  </w:style>
-  <w:style w:type="paragraph" w:customStyle="1" w:styleId="mb-8">
-    <w:name w:val="mb-8"/>
-    <w:basedOn w:val="Normal"/>
-  </w:style>
-  <w:style w:type="paragraph" w:customStyle="1" w:styleId="bodyany">
-    <w:name w:val="body &gt; any"/>
-    <w:basedOn w:val="Normal"/>
-  </w:style>
-  <w:style w:type="paragraph" w:customStyle="1" w:styleId="any">
-    <w:name w:val="any"/>
-    <w:basedOn w:val="Normal"/>
-  </w:style>
-  <w:style w:type="paragraph" w:customStyle="1" w:styleId="prose">
-    <w:name w:val="prose"/>
-    <w:basedOn w:val="Normal"/>
-    <w:pPr>
-      <w:spacing w:line="342" w:lineRule="atLeast"/>
-    </w:pPr>
-    <w:rPr>
-      <w:sz w:val="23"/>
-      <w:szCs w:val="23"/>
-    </w:rPr>
-  </w:style>
-  <w:style w:type="paragraph" w:customStyle="1" w:styleId="prosenth-child1">
-    <w:name w:val="prose &gt; nth-child(1)"/>
-    <w:basedOn w:val="Normal"/>
-  </w:style>
-  <w:style w:type="paragraph" w:customStyle="1" w:styleId="prosert-blockany">
-    <w:name w:val="prose_rt-block &gt; any"/>
-    <w:basedOn w:val="Normal"/>
-    <w:pPr>
-      <w:pBdr>
-        <w:top w:val="none" w:sz="0" w:space="12" w:color="auto"/>
-        <w:left w:val="none" w:sz="0" w:space="12" w:color="auto"/>
-        <w:bottom w:val="none" w:sz="0" w:space="12" w:color="auto"/>
-        <w:right w:val="none" w:sz="0" w:space="12" w:color="auto"/>
-      </w:pBdr>
-    </w:pPr>
-  </w:style>
-  <w:style w:type="paragraph" w:customStyle="1" w:styleId="prosenth-last-child1">
-    <w:name w:val="prose &gt; nth-last-child(1)"/>
-    <w:basedOn w:val="Normal"/>
-  </w:style>
-  <w:style w:type="paragraph" w:customStyle="1" w:styleId="proseany">
-    <w:name w:val="prose &gt; any"/>
-    <w:basedOn w:val="Normal"/>
-  </w:style>
-  <w:style w:type="character" w:customStyle="1" w:styleId="prosea">
-    <w:name w:val="prose_a"/>
-    <w:basedOn w:val="DefaultParagraphFont"/>
-    <w:rPr>
-      <w:color w:val="005098"/>
-    </w:rPr>
   </w:style>
 </w:styles>
 </file>
